--- a/assets/about/Lubor Černý - Resume CZ.docx
+++ b/assets/about/Lubor Černý - Resume CZ.docx
@@ -13,10 +13,10 @@
           <w:between w:space="0" w:sz="0" w:val="nil"/>
         </w:pBdr>
         <w:shd w:fill="auto" w:val="clear"/>
-        <w:spacing w:line="240" w:lineRule="auto"/>
+        <w:spacing w:after="0" w:before="0" w:line="120" w:lineRule="auto"/>
         <w:rPr>
-          <w:sz w:val="12"/>
-          <w:szCs w:val="12"/>
+          <w:sz w:val="4"/>
+          <w:szCs w:val="4"/>
         </w:rPr>
       </w:pPr>
       <w:r>
@@ -76,6 +76,7 @@
           <w:p>
             <w:pPr>
               <w:pStyle w:val="Title"/>
+              <w:keepNext w:val="1"/>
               <w:pageBreakBefore w:val="0"/>
               <w:pBdr>
                 <w:top w:space="0" w:sz="0" w:val="nil"/>
@@ -85,12 +86,22 @@
                 <w:between w:space="0" w:sz="0" w:val="nil"/>
               </w:pBdr>
               <w:shd w:fill="auto" w:val="clear"/>
-              <w:rPr/>
+              <w:spacing w:after="40" w:before="0" w:line="288" w:lineRule="auto"/>
+              <w:rPr>
+                <w:rFonts w:ascii="Arial" w:cs="Arial" w:eastAsia="Arial" w:hAnsi="Arial"/>
+                <w:color w:val="122940"/>
+                <w:sz w:val="60"/>
+                <w:szCs w:val="60"/>
+              </w:rPr>
             </w:pPr>
             <w:bookmarkStart w:colFirst="0" w:colLast="0" w:name="_x8fm1uorkbaw" w:id="0"/>
             <w:bookmarkEnd w:id="0"/>
             <w:r>
               <w:rPr>
+                <w:rFonts w:ascii="Arial" w:cs="Arial" w:eastAsia="Arial" w:hAnsi="Arial"/>
+                <w:color w:val="122940"/>
+                <w:sz w:val="60"/>
+                <w:szCs w:val="60"/>
                 <w:rtl w:val="0"/>
               </w:rPr>
               <w:t xml:space="preserve">Lubor Černý</w:t>
@@ -99,6 +110,7 @@
           <w:p>
             <w:pPr>
               <w:pStyle w:val="Subtitle"/>
+              <w:keepNext w:val="1"/>
               <w:pageBreakBefore w:val="0"/>
               <w:pBdr>
                 <w:top w:space="0" w:sz="0" w:val="nil"/>
@@ -108,17 +120,22 @@
                 <w:between w:space="0" w:sz="0" w:val="nil"/>
               </w:pBdr>
               <w:shd w:fill="auto" w:val="clear"/>
-              <w:rPr>
-                <w:sz w:val="26"/>
-                <w:szCs w:val="26"/>
+              <w:spacing w:after="0" w:before="0" w:line="288" w:lineRule="auto"/>
+              <w:rPr>
+                <w:rFonts w:ascii="Arial" w:cs="Arial" w:eastAsia="Arial" w:hAnsi="Arial"/>
+                <w:color w:val="266b9e"/>
+                <w:sz w:val="22"/>
+                <w:szCs w:val="22"/>
               </w:rPr>
             </w:pPr>
             <w:bookmarkStart w:colFirst="0" w:colLast="0" w:name="_ymi089liagec" w:id="1"/>
             <w:bookmarkEnd w:id="1"/>
             <w:r>
               <w:rPr>
-                <w:sz w:val="26"/>
-                <w:szCs w:val="26"/>
+                <w:rFonts w:ascii="Arial" w:cs="Arial" w:eastAsia="Arial" w:hAnsi="Arial"/>
+                <w:color w:val="266b9e"/>
+                <w:sz w:val="22"/>
+                <w:szCs w:val="22"/>
                 <w:rtl w:val="0"/>
               </w:rPr>
               <w:t xml:space="preserve">Životopis</w:t>
@@ -153,16 +170,17 @@
                 <w:between w:space="0" w:sz="0" w:val="nil"/>
               </w:pBdr>
               <w:shd w:fill="auto" w:val="clear"/>
-              <w:spacing w:before="0" w:line="276" w:lineRule="auto"/>
-              <w:rPr>
-                <w:rFonts w:ascii="Open Sans" w:cs="Open Sans" w:eastAsia="Open Sans" w:hAnsi="Open Sans"/>
-                <w:color w:val="000000"/>
-              </w:rPr>
-            </w:pPr>
-            <w:r>
-              <w:rPr>
-                <w:rFonts w:ascii="Open Sans" w:cs="Open Sans" w:eastAsia="Open Sans" w:hAnsi="Open Sans"/>
-                <w:color w:val="000000"/>
+              <w:spacing w:after="20" w:before="0" w:line="252.00000000000003" w:lineRule="auto"/>
+              <w:jc w:val="right"/>
+              <w:rPr>
+                <w:rFonts w:ascii="Arial" w:cs="Arial" w:eastAsia="Arial" w:hAnsi="Arial"/>
+                <w:color w:val="4d5761"/>
+              </w:rPr>
+            </w:pPr>
+            <w:r>
+              <w:rPr>
+                <w:rFonts w:ascii="Arial" w:cs="Arial" w:eastAsia="Arial" w:hAnsi="Arial"/>
+                <w:color w:val="4d5761"/>
                 <w:rtl w:val="0"/>
               </w:rPr>
               <w:t xml:space="preserve">Klánovická 288/16</w:t>
@@ -179,16 +197,17 @@
                 <w:between w:space="0" w:sz="0" w:val="nil"/>
               </w:pBdr>
               <w:shd w:fill="auto" w:val="clear"/>
-              <w:spacing w:before="0" w:line="276" w:lineRule="auto"/>
-              <w:rPr>
-                <w:rFonts w:ascii="Open Sans" w:cs="Open Sans" w:eastAsia="Open Sans" w:hAnsi="Open Sans"/>
-                <w:color w:val="000000"/>
-              </w:rPr>
-            </w:pPr>
-            <w:r>
-              <w:rPr>
-                <w:rFonts w:ascii="Open Sans" w:cs="Open Sans" w:eastAsia="Open Sans" w:hAnsi="Open Sans"/>
-                <w:color w:val="000000"/>
+              <w:spacing w:after="20" w:before="0" w:line="252.00000000000003" w:lineRule="auto"/>
+              <w:jc w:val="right"/>
+              <w:rPr>
+                <w:rFonts w:ascii="Arial" w:cs="Arial" w:eastAsia="Arial" w:hAnsi="Arial"/>
+                <w:color w:val="4d5761"/>
+              </w:rPr>
+            </w:pPr>
+            <w:r>
+              <w:rPr>
+                <w:rFonts w:ascii="Arial" w:cs="Arial" w:eastAsia="Arial" w:hAnsi="Arial"/>
+                <w:color w:val="4d5761"/>
                 <w:rtl w:val="0"/>
               </w:rPr>
               <w:t xml:space="preserve">Praha 9</w:t>
@@ -205,20 +224,21 @@
                 <w:between w:space="0" w:sz="0" w:val="nil"/>
               </w:pBdr>
               <w:shd w:fill="auto" w:val="clear"/>
-              <w:spacing w:before="0" w:line="276" w:lineRule="auto"/>
-              <w:rPr>
-                <w:rFonts w:ascii="Open Sans" w:cs="Open Sans" w:eastAsia="Open Sans" w:hAnsi="Open Sans"/>
+              <w:spacing w:after="20" w:before="0" w:line="252.00000000000003" w:lineRule="auto"/>
+              <w:jc w:val="right"/>
+              <w:rPr>
+                <w:rFonts w:ascii="Arial" w:cs="Arial" w:eastAsia="Arial" w:hAnsi="Arial"/>
                 <w:b w:val="1"/>
                 <w:bCs w:val="1"/>
-                <w:color w:val="000000"/>
-              </w:rPr>
-            </w:pPr>
-            <w:r>
-              <w:rPr>
-                <w:rFonts w:ascii="Open Sans" w:cs="Open Sans" w:eastAsia="Open Sans" w:hAnsi="Open Sans"/>
+                <w:color w:val="4d5761"/>
+              </w:rPr>
+            </w:pPr>
+            <w:r>
+              <w:rPr>
+                <w:rFonts w:ascii="Arial" w:cs="Arial" w:eastAsia="Arial" w:hAnsi="Arial"/>
                 <w:b w:val="1"/>
                 <w:bCs w:val="1"/>
-                <w:color w:val="000000"/>
+                <w:color w:val="4d5761"/>
                 <w:rtl w:val="0"/>
               </w:rPr>
               <w:t xml:space="preserve">+420 608 738 950</w:t>
@@ -235,20 +255,21 @@
                 <w:between w:space="0" w:sz="0" w:val="nil"/>
               </w:pBdr>
               <w:shd w:fill="auto" w:val="clear"/>
-              <w:spacing w:before="0" w:line="276" w:lineRule="auto"/>
-              <w:rPr>
-                <w:rFonts w:ascii="Open Sans" w:cs="Open Sans" w:eastAsia="Open Sans" w:hAnsi="Open Sans"/>
+              <w:spacing w:after="20" w:before="0" w:line="252.00000000000003" w:lineRule="auto"/>
+              <w:jc w:val="right"/>
+              <w:rPr>
+                <w:rFonts w:ascii="Arial" w:cs="Arial" w:eastAsia="Arial" w:hAnsi="Arial"/>
                 <w:b w:val="1"/>
                 <w:bCs w:val="1"/>
-                <w:color w:val="000000"/>
-              </w:rPr>
-            </w:pPr>
-            <w:r>
-              <w:rPr>
-                <w:rFonts w:ascii="Open Sans" w:cs="Open Sans" w:eastAsia="Open Sans" w:hAnsi="Open Sans"/>
+                <w:color w:val="4d5761"/>
+              </w:rPr>
+            </w:pPr>
+            <w:r>
+              <w:rPr>
+                <w:rFonts w:ascii="Arial" w:cs="Arial" w:eastAsia="Arial" w:hAnsi="Arial"/>
                 <w:b w:val="1"/>
                 <w:bCs w:val="1"/>
-                <w:color w:val="000000"/>
+                <w:color w:val="4d5761"/>
                 <w:rtl w:val="0"/>
               </w:rPr>
               <w:t xml:space="preserve">cerny.vil@gmail.com</w:t>
@@ -282,7 +303,41 @@
           <w:p>
             <w:pPr>
               <w:pStyle w:val="Heading1"/>
-              <w:keepNext w:val="0"/>
+              <w:keepNext w:val="1"/>
+              <w:pageBreakBefore w:val="0"/>
+              <w:pBdr>
+                <w:top w:space="0" w:sz="0" w:val="nil"/>
+                <w:left w:space="0" w:sz="0" w:val="nil"/>
+                <w:bottom w:color="78add1" w:space="2" w:sz="6" w:val="single"/>
+                <w:right w:space="0" w:sz="0" w:val="nil"/>
+                <w:between w:space="0" w:sz="0" w:val="nil"/>
+              </w:pBdr>
+              <w:shd w:fill="auto" w:val="clear"/>
+              <w:spacing w:after="100" w:before="240" w:line="240" w:lineRule="auto"/>
+              <w:rPr>
+                <w:rFonts w:ascii="Arial" w:cs="Arial" w:eastAsia="Arial" w:hAnsi="Arial"/>
+                <w:color w:val="0f5c94"/>
+                <w:sz w:val="22.4"/>
+                <w:szCs w:val="22.4"/>
+              </w:rPr>
+            </w:pPr>
+            <w:bookmarkStart w:colFirst="0" w:colLast="0" w:name="_y7d3xdxnr44m" w:id="2"/>
+            <w:bookmarkEnd w:id="2"/>
+            <w:r>
+              <w:rPr>
+                <w:rFonts w:ascii="Arial" w:cs="Arial" w:eastAsia="Arial" w:hAnsi="Arial"/>
+                <w:color w:val="0f5c94"/>
+                <w:sz w:val="22.4"/>
+                <w:szCs w:val="22.4"/>
+                <w:rtl w:val="0"/>
+              </w:rPr>
+              <w:t xml:space="preserve">PRACOVNÍ ZKUŠENOSTI</w:t>
+            </w:r>
+          </w:p>
+          <w:p>
+            <w:pPr>
+              <w:pStyle w:val="Heading2"/>
+              <w:keepNext w:val="1"/>
               <w:pageBreakBefore w:val="0"/>
               <w:pBdr>
                 <w:top w:space="0" w:sz="0" w:val="nil"/>
@@ -292,21 +347,37 @@
                 <w:between w:space="0" w:sz="0" w:val="nil"/>
               </w:pBdr>
               <w:shd w:fill="auto" w:val="clear"/>
-              <w:spacing w:before="0" w:line="240" w:lineRule="auto"/>
-              <w:rPr/>
-            </w:pPr>
-            <w:bookmarkStart w:colFirst="0" w:colLast="0" w:name="_y7d3xdxnr44m" w:id="2"/>
-            <w:bookmarkEnd w:id="2"/>
-            <w:r>
-              <w:rPr>
-                <w:rtl w:val="0"/>
-              </w:rPr>
-              <w:t xml:space="preserve">PRACOVNÍ ZKUŠENOSTI</w:t>
-            </w:r>
-          </w:p>
-          <w:p>
-            <w:pPr>
-              <w:pStyle w:val="Heading2"/>
+              <w:spacing w:after="20" w:before="150" w:line="252.00000000000003" w:lineRule="auto"/>
+              <w:rPr>
+                <w:rFonts w:ascii="Arial" w:cs="Arial" w:eastAsia="Arial" w:hAnsi="Arial"/>
+                <w:color w:val="1a1f26"/>
+                <w:sz w:val="21.6"/>
+                <w:szCs w:val="21.6"/>
+              </w:rPr>
+            </w:pPr>
+            <w:bookmarkStart w:colFirst="0" w:colLast="0" w:name="_rfgvkg2ifhfd" w:id="3"/>
+            <w:bookmarkEnd w:id="3"/>
+            <w:r>
+              <w:rPr>
+                <w:rFonts w:ascii="Arial" w:cs="Arial" w:eastAsia="Arial" w:hAnsi="Arial"/>
+                <w:color w:val="1a1f26"/>
+                <w:sz w:val="21.6"/>
+                <w:szCs w:val="21.6"/>
+                <w:highlight w:val="white"/>
+                <w:rtl w:val="0"/>
+              </w:rPr>
+              <w:t xml:space="preserve">Siko</w:t>
+            </w:r>
+            <w:r>
+              <w:rPr>
+                <w:rtl w:val="0"/>
+              </w:rPr>
+            </w:r>
+          </w:p>
+          <w:p>
+            <w:pPr>
+              <w:pStyle w:val="Heading3"/>
+              <w:keepNext w:val="1"/>
               <w:pageBreakBefore w:val="0"/>
               <w:pBdr>
                 <w:top w:space="0" w:sz="0" w:val="nil"/>
@@ -316,38 +387,33 @@
                 <w:between w:space="0" w:sz="0" w:val="nil"/>
               </w:pBdr>
               <w:shd w:fill="auto" w:val="clear"/>
-              <w:rPr>
-                <w:b w:val="0"/>
-                <w:bCs w:val="0"/>
+              <w:spacing w:after="50" w:before="0" w:line="240" w:lineRule="auto"/>
+              <w:rPr>
+                <w:rFonts w:ascii="Arial" w:cs="Arial" w:eastAsia="Arial" w:hAnsi="Arial"/>
                 <w:i w:val="1"/>
                 <w:iCs w:val="1"/>
-                <w:sz w:val="24"/>
-                <w:szCs w:val="24"/>
-              </w:rPr>
-            </w:pPr>
-            <w:bookmarkStart w:colFirst="0" w:colLast="0" w:name="_rfgvkg2ifhfd" w:id="3"/>
-            <w:bookmarkEnd w:id="3"/>
-            <w:r>
-              <w:rPr>
-                <w:rFonts w:ascii="Arial" w:cs="Arial" w:eastAsia="Arial" w:hAnsi="Arial"/>
-                <w:b w:val="0"/>
-                <w:bCs w:val="0"/>
-                <w:sz w:val="20"/>
-                <w:szCs w:val="20"/>
-                <w:highlight w:val="white"/>
-                <w:rtl w:val="0"/>
-              </w:rPr>
-              <w:t xml:space="preserve">Siko</w:t>
-            </w:r>
-            <w:r>
-              <w:rPr>
-                <w:rtl w:val="0"/>
-              </w:rPr>
-            </w:r>
-          </w:p>
-          <w:p>
-            <w:pPr>
-              <w:pStyle w:val="Heading3"/>
+                <w:color w:val="616b75"/>
+                <w:sz w:val="17.2"/>
+                <w:szCs w:val="17.2"/>
+              </w:rPr>
+            </w:pPr>
+            <w:bookmarkStart w:colFirst="0" w:colLast="0" w:name="_n64fgzu3lwuy" w:id="4"/>
+            <w:bookmarkEnd w:id="4"/>
+            <w:r>
+              <w:rPr>
+                <w:rFonts w:ascii="Arial" w:cs="Arial" w:eastAsia="Arial" w:hAnsi="Arial"/>
+                <w:i w:val="1"/>
+                <w:iCs w:val="1"/>
+                <w:color w:val="616b75"/>
+                <w:sz w:val="17.2"/>
+                <w:szCs w:val="17.2"/>
+                <w:rtl w:val="0"/>
+              </w:rPr>
+              <w:t xml:space="preserve">2022 - Současnost</w:t>
+            </w:r>
+          </w:p>
+          <w:p>
+            <w:pPr>
               <w:pageBreakBefore w:val="0"/>
               <w:pBdr>
                 <w:top w:space="0" w:sz="0" w:val="nil"/>
@@ -357,24 +423,35 @@
                 <w:between w:space="0" w:sz="0" w:val="nil"/>
               </w:pBdr>
               <w:shd w:fill="auto" w:val="clear"/>
-              <w:rPr/>
-            </w:pPr>
-            <w:bookmarkStart w:colFirst="0" w:colLast="0" w:name="_n64fgzu3lwuy" w:id="4"/>
-            <w:bookmarkEnd w:id="4"/>
-            <w:r>
-              <w:rPr>
-                <w:rtl w:val="0"/>
-              </w:rPr>
-              <w:t xml:space="preserve">2022 - Současnost</w:t>
-            </w:r>
-            <w:r>
-              <w:rPr>
-                <w:rtl w:val="0"/>
-              </w:rPr>
-            </w:r>
-          </w:p>
-          <w:p>
-            <w:pPr>
+              <w:spacing w:after="50" w:before="0" w:line="288" w:lineRule="auto"/>
+              <w:rPr>
+                <w:rFonts w:ascii="Arial" w:cs="Arial" w:eastAsia="Arial" w:hAnsi="Arial"/>
+                <w:color w:val="2e333b"/>
+                <w:sz w:val="20"/>
+                <w:szCs w:val="20"/>
+              </w:rPr>
+            </w:pPr>
+            <w:r>
+              <w:rPr>
+                <w:rFonts w:ascii="Arial" w:cs="Arial" w:eastAsia="Arial" w:hAnsi="Arial"/>
+                <w:color w:val="2e333b"/>
+                <w:sz w:val="20"/>
+                <w:szCs w:val="20"/>
+                <w:highlight w:val="white"/>
+                <w:rtl w:val="0"/>
+              </w:rPr>
+              <w:t xml:space="preserve">Řidič retraku - skladník</w:t>
+            </w:r>
+            <w:r>
+              <w:rPr>
+                <w:rtl w:val="0"/>
+              </w:rPr>
+            </w:r>
+          </w:p>
+          <w:p>
+            <w:pPr>
+              <w:pStyle w:val="Heading2"/>
+              <w:keepNext w:val="1"/>
               <w:pageBreakBefore w:val="0"/>
               <w:pBdr>
                 <w:top w:space="0" w:sz="0" w:val="nil"/>
@@ -384,28 +461,37 @@
                 <w:between w:space="0" w:sz="0" w:val="nil"/>
               </w:pBdr>
               <w:shd w:fill="auto" w:val="clear"/>
-              <w:rPr>
-                <w:rFonts w:ascii="Merriweather" w:cs="Merriweather" w:eastAsia="Merriweather" w:hAnsi="Merriweather"/>
-                <w:color w:val="666666"/>
-              </w:rPr>
-            </w:pPr>
-            <w:r>
-              <w:rPr>
-                <w:rFonts w:ascii="Arial" w:cs="Arial" w:eastAsia="Arial" w:hAnsi="Arial"/>
+              <w:spacing w:after="20" w:before="150" w:line="252.00000000000003" w:lineRule="auto"/>
+              <w:rPr>
+                <w:rFonts w:ascii="Arial" w:cs="Arial" w:eastAsia="Arial" w:hAnsi="Arial"/>
+                <w:color w:val="1a1f26"/>
+                <w:sz w:val="21.6"/>
+                <w:szCs w:val="21.6"/>
+              </w:rPr>
+            </w:pPr>
+            <w:bookmarkStart w:colFirst="0" w:colLast="0" w:name="_wj0puh61kxsr" w:id="5"/>
+            <w:bookmarkEnd w:id="5"/>
+            <w:r>
+              <w:rPr>
+                <w:rFonts w:ascii="Arial" w:cs="Arial" w:eastAsia="Arial" w:hAnsi="Arial"/>
+                <w:color w:val="1a1f26"/>
+                <w:sz w:val="21.6"/>
+                <w:szCs w:val="21.6"/>
                 <w:highlight w:val="white"/>
                 <w:rtl w:val="0"/>
               </w:rPr>
-              <w:t xml:space="preserve">Řidič retraku - skladník</w:t>
-            </w:r>
-            <w:r>
-              <w:rPr>
-                <w:rtl w:val="0"/>
-              </w:rPr>
-            </w:r>
-          </w:p>
-          <w:p>
-            <w:pPr>
-              <w:pStyle w:val="Heading2"/>
+              <w:t xml:space="preserve">IKEA</w:t>
+            </w:r>
+            <w:r>
+              <w:rPr>
+                <w:rtl w:val="0"/>
+              </w:rPr>
+            </w:r>
+          </w:p>
+          <w:p>
+            <w:pPr>
+              <w:pStyle w:val="Heading3"/>
+              <w:keepNext w:val="1"/>
               <w:pageBreakBefore w:val="0"/>
               <w:pBdr>
                 <w:top w:space="0" w:sz="0" w:val="nil"/>
@@ -415,36 +501,58 @@
                 <w:between w:space="0" w:sz="0" w:val="nil"/>
               </w:pBdr>
               <w:shd w:fill="auto" w:val="clear"/>
-              <w:rPr>
-                <w:b w:val="0"/>
-                <w:bCs w:val="0"/>
+              <w:spacing w:after="50" w:before="0" w:line="240" w:lineRule="auto"/>
+              <w:rPr>
+                <w:rFonts w:ascii="Arial" w:cs="Arial" w:eastAsia="Arial" w:hAnsi="Arial"/>
                 <w:i w:val="1"/>
                 <w:iCs w:val="1"/>
-              </w:rPr>
-            </w:pPr>
-            <w:bookmarkStart w:colFirst="0" w:colLast="0" w:name="_wj0puh61kxsr" w:id="5"/>
-            <w:bookmarkEnd w:id="5"/>
-            <w:r>
-              <w:rPr>
-                <w:rFonts w:ascii="Arial" w:cs="Arial" w:eastAsia="Arial" w:hAnsi="Arial"/>
-                <w:b w:val="0"/>
-                <w:bCs w:val="0"/>
+                <w:color w:val="616b75"/>
+                <w:sz w:val="17.2"/>
+                <w:szCs w:val="17.2"/>
+              </w:rPr>
+            </w:pPr>
+            <w:bookmarkStart w:colFirst="0" w:colLast="0" w:name="_8hk593fs3sag" w:id="6"/>
+            <w:bookmarkEnd w:id="6"/>
+            <w:r>
+              <w:rPr>
+                <w:rFonts w:ascii="Arial" w:cs="Arial" w:eastAsia="Arial" w:hAnsi="Arial"/>
+                <w:i w:val="1"/>
+                <w:iCs w:val="1"/>
+                <w:color w:val="616b75"/>
+                <w:sz w:val="17.2"/>
+                <w:szCs w:val="17.2"/>
+                <w:rtl w:val="0"/>
+              </w:rPr>
+              <w:t xml:space="preserve">2017 - 2021</w:t>
+            </w:r>
+          </w:p>
+          <w:p>
+            <w:pPr>
+              <w:spacing w:after="50" w:before="0" w:line="288" w:lineRule="auto"/>
+              <w:rPr>
+                <w:rFonts w:ascii="Arial" w:cs="Arial" w:eastAsia="Arial" w:hAnsi="Arial"/>
+                <w:color w:val="2e333b"/>
                 <w:sz w:val="20"/>
                 <w:szCs w:val="20"/>
                 <w:highlight w:val="white"/>
-                <w:rtl w:val="0"/>
-              </w:rPr>
-              <w:t xml:space="preserve">IKEA</w:t>
-            </w:r>
-            <w:r>
-              <w:rPr>
-                <w:rtl w:val="0"/>
-              </w:rPr>
-            </w:r>
-          </w:p>
-          <w:p>
-            <w:pPr>
-              <w:pStyle w:val="Heading3"/>
+              </w:rPr>
+            </w:pPr>
+            <w:r>
+              <w:rPr>
+                <w:rFonts w:ascii="Arial" w:cs="Arial" w:eastAsia="Arial" w:hAnsi="Arial"/>
+                <w:color w:val="2e333b"/>
+                <w:sz w:val="20"/>
+                <w:szCs w:val="20"/>
+                <w:highlight w:val="white"/>
+                <w:rtl w:val="0"/>
+              </w:rPr>
+              <w:t xml:space="preserve">Řidič retraku - skladník</w:t>
+            </w:r>
+          </w:p>
+          <w:p>
+            <w:pPr>
+              <w:pStyle w:val="Heading2"/>
+              <w:keepNext w:val="1"/>
               <w:pageBreakBefore w:val="0"/>
               <w:pBdr>
                 <w:top w:space="0" w:sz="0" w:val="nil"/>
@@ -454,41 +562,48 @@
                 <w:between w:space="0" w:sz="0" w:val="nil"/>
               </w:pBdr>
               <w:shd w:fill="auto" w:val="clear"/>
-              <w:rPr/>
-            </w:pPr>
-            <w:bookmarkStart w:colFirst="0" w:colLast="0" w:name="_8hk593fs3sag" w:id="6"/>
-            <w:bookmarkEnd w:id="6"/>
-            <w:r>
-              <w:rPr>
-                <w:rtl w:val="0"/>
-              </w:rPr>
-              <w:t xml:space="preserve">2017 - 2021</w:t>
-            </w:r>
-            <w:r>
-              <w:rPr>
-                <w:rtl w:val="0"/>
-              </w:rPr>
-            </w:r>
-          </w:p>
-          <w:p>
-            <w:pPr>
-              <w:rPr>
-                <w:rFonts w:ascii="Arial" w:cs="Arial" w:eastAsia="Arial" w:hAnsi="Arial"/>
+              <w:spacing w:after="20" w:before="150" w:line="252.00000000000003" w:lineRule="auto"/>
+              <w:rPr>
+                <w:rFonts w:ascii="Arial" w:cs="Arial" w:eastAsia="Arial" w:hAnsi="Arial"/>
+                <w:color w:val="1a1f26"/>
+                <w:sz w:val="21.6"/>
+                <w:szCs w:val="21.6"/>
+              </w:rPr>
+            </w:pPr>
+            <w:bookmarkStart w:colFirst="0" w:colLast="0" w:name="_1hxcpsc1hco2" w:id="7"/>
+            <w:bookmarkEnd w:id="7"/>
+            <w:r>
+              <w:rPr>
+                <w:rFonts w:ascii="Arial" w:cs="Arial" w:eastAsia="Arial" w:hAnsi="Arial"/>
+                <w:color w:val="1a1f26"/>
+                <w:sz w:val="21.6"/>
+                <w:szCs w:val="21.6"/>
                 <w:highlight w:val="white"/>
-              </w:rPr>
-            </w:pPr>
-            <w:r>
-              <w:rPr>
-                <w:rFonts w:ascii="Arial" w:cs="Arial" w:eastAsia="Arial" w:hAnsi="Arial"/>
+                <w:rtl w:val="0"/>
+              </w:rPr>
+              <w:t xml:space="preserve">Bohemia Interactive Studio</w:t>
+            </w:r>
+            <w:r>
+              <w:rPr>
+                <w:rFonts w:ascii="Arial" w:cs="Arial" w:eastAsia="Arial" w:hAnsi="Arial"/>
+                <w:color w:val="1a1f26"/>
+                <w:sz w:val="21.6"/>
+                <w:szCs w:val="21.6"/>
                 <w:highlight w:val="white"/>
                 <w:rtl w:val="0"/>
               </w:rPr>
-              <w:t xml:space="preserve">Řidič retraku - skladník</w:t>
-            </w:r>
-          </w:p>
-          <w:p>
-            <w:pPr>
-              <w:pStyle w:val="Heading2"/>
+              <w:t xml:space="preserve">  - Senior 3D Grafik - externě</w:t>
+            </w:r>
+            <w:r>
+              <w:rPr>
+                <w:rtl w:val="0"/>
+              </w:rPr>
+            </w:r>
+          </w:p>
+          <w:p>
+            <w:pPr>
+              <w:pStyle w:val="Heading3"/>
+              <w:keepNext w:val="1"/>
               <w:pageBreakBefore w:val="0"/>
               <w:pBdr>
                 <w:top w:space="0" w:sz="0" w:val="nil"/>
@@ -498,62 +613,552 @@
                 <w:between w:space="0" w:sz="0" w:val="nil"/>
               </w:pBdr>
               <w:shd w:fill="auto" w:val="clear"/>
-              <w:rPr>
-                <w:b w:val="0"/>
-                <w:bCs w:val="0"/>
+              <w:spacing w:after="50" w:before="0" w:line="240" w:lineRule="auto"/>
+              <w:rPr>
+                <w:rFonts w:ascii="Arial" w:cs="Arial" w:eastAsia="Arial" w:hAnsi="Arial"/>
                 <w:i w:val="1"/>
                 <w:iCs w:val="1"/>
-              </w:rPr>
-            </w:pPr>
-            <w:bookmarkStart w:colFirst="0" w:colLast="0" w:name="_1hxcpsc1hco2" w:id="7"/>
-            <w:bookmarkEnd w:id="7"/>
-            <w:r>
-              <w:rPr>
-                <w:rFonts w:ascii="Arial" w:cs="Arial" w:eastAsia="Arial" w:hAnsi="Arial"/>
-                <w:b w:val="0"/>
-                <w:bCs w:val="0"/>
+                <w:color w:val="616b75"/>
+                <w:sz w:val="17.2"/>
+                <w:szCs w:val="17.2"/>
+              </w:rPr>
+            </w:pPr>
+            <w:bookmarkStart w:colFirst="0" w:colLast="0" w:name="_ybypdmed418m" w:id="8"/>
+            <w:bookmarkEnd w:id="8"/>
+            <w:r>
+              <w:rPr>
+                <w:rFonts w:ascii="Arial" w:cs="Arial" w:eastAsia="Arial" w:hAnsi="Arial"/>
+                <w:i w:val="1"/>
+                <w:iCs w:val="1"/>
+                <w:color w:val="616b75"/>
+                <w:sz w:val="17.2"/>
+                <w:szCs w:val="17.2"/>
+                <w:rtl w:val="0"/>
+              </w:rPr>
+              <w:t xml:space="preserve">2013 - 2016</w:t>
+            </w:r>
+          </w:p>
+          <w:p>
+            <w:pPr>
+              <w:spacing w:after="50" w:before="0" w:line="288" w:lineRule="auto"/>
+              <w:rPr>
+                <w:rFonts w:ascii="Arial" w:cs="Arial" w:eastAsia="Arial" w:hAnsi="Arial"/>
+                <w:color w:val="2e333b"/>
                 <w:sz w:val="20"/>
                 <w:szCs w:val="20"/>
                 <w:highlight w:val="white"/>
-                <w:rtl w:val="0"/>
-              </w:rPr>
-              <w:t xml:space="preserve">Bohemia Interactive Studio</w:t>
-            </w:r>
-            <w:r>
-              <w:rPr>
-                <w:rFonts w:ascii="Arial" w:cs="Arial" w:eastAsia="Arial" w:hAnsi="Arial"/>
-                <w:b w:val="0"/>
-                <w:bCs w:val="0"/>
+              </w:rPr>
+            </w:pPr>
+            <w:r>
+              <w:rPr>
+                <w:rFonts w:ascii="Arial" w:cs="Arial" w:eastAsia="Arial" w:hAnsi="Arial"/>
+                <w:color w:val="2e333b"/>
+                <w:sz w:val="20"/>
+                <w:szCs w:val="20"/>
+                <w:rtl w:val="0"/>
+              </w:rPr>
+              <w:t xml:space="preserve">Modeling, texturing prostředí a assetů.</w:t>
+            </w:r>
+            <w:r>
+              <w:rPr>
+                <w:rtl w:val="0"/>
+              </w:rPr>
+            </w:r>
+          </w:p>
+          <w:p>
+            <w:pPr>
+              <w:pStyle w:val="Heading2"/>
+              <w:keepNext w:val="1"/>
+              <w:spacing w:after="20" w:before="150" w:line="252.00000000000003" w:lineRule="auto"/>
+              <w:rPr>
+                <w:rFonts w:ascii="Arial" w:cs="Arial" w:eastAsia="Arial" w:hAnsi="Arial"/>
+                <w:color w:val="1a1f26"/>
+                <w:sz w:val="21.6"/>
+                <w:szCs w:val="21.6"/>
+              </w:rPr>
+            </w:pPr>
+            <w:bookmarkStart w:colFirst="0" w:colLast="0" w:name="_ms83sfgue6rz" w:id="9"/>
+            <w:bookmarkEnd w:id="9"/>
+            <w:r>
+              <w:rPr>
+                <w:rFonts w:ascii="Arial" w:cs="Arial" w:eastAsia="Arial" w:hAnsi="Arial"/>
+                <w:color w:val="1a1f26"/>
+                <w:sz w:val="21.6"/>
+                <w:szCs w:val="21.6"/>
+                <w:highlight w:val="white"/>
+                <w:rtl w:val="0"/>
+              </w:rPr>
+              <w:t xml:space="preserve">Alkay animation Prague - Senior 3D Grafik - externě</w:t>
+            </w:r>
+            <w:r>
+              <w:rPr>
+                <w:rtl w:val="0"/>
+              </w:rPr>
+            </w:r>
+          </w:p>
+          <w:p>
+            <w:pPr>
+              <w:pStyle w:val="Heading3"/>
+              <w:keepNext w:val="1"/>
+              <w:spacing w:after="50" w:before="0" w:line="240" w:lineRule="auto"/>
+              <w:rPr>
+                <w:rFonts w:ascii="Arial" w:cs="Arial" w:eastAsia="Arial" w:hAnsi="Arial"/>
                 <w:i w:val="1"/>
                 <w:iCs w:val="1"/>
+                <w:color w:val="616b75"/>
+                <w:sz w:val="17.2"/>
+                <w:szCs w:val="17.2"/>
+              </w:rPr>
+            </w:pPr>
+            <w:bookmarkStart w:colFirst="0" w:colLast="0" w:name="_1e4taioloq2h" w:id="10"/>
+            <w:bookmarkEnd w:id="10"/>
+            <w:r>
+              <w:rPr>
+                <w:rFonts w:ascii="Arial" w:cs="Arial" w:eastAsia="Arial" w:hAnsi="Arial"/>
+                <w:i w:val="1"/>
+                <w:iCs w:val="1"/>
+                <w:color w:val="616b75"/>
+                <w:sz w:val="17.2"/>
+                <w:szCs w:val="17.2"/>
+                <w:rtl w:val="0"/>
+              </w:rPr>
+              <w:t xml:space="preserve">2013 - 2016</w:t>
+            </w:r>
+          </w:p>
+          <w:p>
+            <w:pPr>
+              <w:spacing w:after="50" w:before="0" w:line="288" w:lineRule="auto"/>
+              <w:rPr>
+                <w:rFonts w:ascii="Arial" w:cs="Arial" w:eastAsia="Arial" w:hAnsi="Arial"/>
+                <w:color w:val="2e333b"/>
                 <w:sz w:val="20"/>
                 <w:szCs w:val="20"/>
                 <w:highlight w:val="white"/>
-                <w:rtl w:val="0"/>
-              </w:rPr>
-              <w:t xml:space="preserve"> </w:t>
-            </w:r>
-            <w:r>
-              <w:rPr>
-                <w:rFonts w:ascii="Arial" w:cs="Arial" w:eastAsia="Arial" w:hAnsi="Arial"/>
-                <w:b w:val="0"/>
-                <w:bCs w:val="0"/>
+              </w:rPr>
+            </w:pPr>
+            <w:r>
+              <w:rPr>
+                <w:rFonts w:ascii="Arial" w:cs="Arial" w:eastAsia="Arial" w:hAnsi="Arial"/>
+                <w:color w:val="2e333b"/>
+                <w:sz w:val="20"/>
+                <w:szCs w:val="20"/>
+                <w:rtl w:val="0"/>
+              </w:rPr>
+              <w:t xml:space="preserve">Modeling, texturing prostředí a vegetace.</w:t>
+            </w:r>
+            <w:r>
+              <w:rPr>
+                <w:rtl w:val="0"/>
+              </w:rPr>
+            </w:r>
+          </w:p>
+          <w:p>
+            <w:pPr>
+              <w:pStyle w:val="Heading2"/>
+              <w:keepNext w:val="1"/>
+              <w:spacing w:after="20" w:before="150" w:line="252.00000000000003" w:lineRule="auto"/>
+              <w:rPr>
+                <w:rFonts w:ascii="Arial" w:cs="Arial" w:eastAsia="Arial" w:hAnsi="Arial"/>
+                <w:color w:val="1a1f26"/>
+                <w:sz w:val="21.6"/>
+                <w:szCs w:val="21.6"/>
+              </w:rPr>
+            </w:pPr>
+            <w:bookmarkStart w:colFirst="0" w:colLast="0" w:name="_8gk3j8r02jzx" w:id="11"/>
+            <w:bookmarkEnd w:id="11"/>
+            <w:r>
+              <w:rPr>
+                <w:rFonts w:ascii="Arial" w:cs="Arial" w:eastAsia="Arial" w:hAnsi="Arial"/>
+                <w:color w:val="1a1f26"/>
+                <w:sz w:val="21.6"/>
+                <w:szCs w:val="21.6"/>
+                <w:highlight w:val="white"/>
+                <w:rtl w:val="0"/>
+              </w:rPr>
+              <w:t xml:space="preserve">Fanatic Games  s.r.o. - Senior 3D Grafik - externě</w:t>
+            </w:r>
+            <w:r>
+              <w:rPr>
+                <w:rtl w:val="0"/>
+              </w:rPr>
+            </w:r>
+          </w:p>
+          <w:p>
+            <w:pPr>
+              <w:pStyle w:val="Heading3"/>
+              <w:keepNext w:val="1"/>
+              <w:spacing w:after="50" w:before="0" w:line="240" w:lineRule="auto"/>
+              <w:rPr>
+                <w:rFonts w:ascii="Arial" w:cs="Arial" w:eastAsia="Arial" w:hAnsi="Arial"/>
+                <w:i w:val="1"/>
+                <w:iCs w:val="1"/>
+                <w:color w:val="616b75"/>
+                <w:sz w:val="17.2"/>
+                <w:szCs w:val="17.2"/>
+              </w:rPr>
+            </w:pPr>
+            <w:bookmarkStart w:colFirst="0" w:colLast="0" w:name="_e1ctj5j406m0" w:id="12"/>
+            <w:bookmarkEnd w:id="12"/>
+            <w:r>
+              <w:rPr>
+                <w:rFonts w:ascii="Arial" w:cs="Arial" w:eastAsia="Arial" w:hAnsi="Arial"/>
+                <w:i w:val="1"/>
+                <w:iCs w:val="1"/>
+                <w:color w:val="616b75"/>
+                <w:sz w:val="17.2"/>
+                <w:szCs w:val="17.2"/>
+                <w:rtl w:val="0"/>
+              </w:rPr>
+              <w:t xml:space="preserve">2012 - 2013</w:t>
+            </w:r>
+          </w:p>
+          <w:p>
+            <w:pPr>
+              <w:spacing w:after="50" w:before="0" w:line="288" w:lineRule="auto"/>
+              <w:rPr>
+                <w:rFonts w:ascii="Arial" w:cs="Arial" w:eastAsia="Arial" w:hAnsi="Arial"/>
+                <w:color w:val="2e333b"/>
+                <w:sz w:val="20"/>
+                <w:szCs w:val="20"/>
+              </w:rPr>
+            </w:pPr>
+            <w:r>
+              <w:rPr>
+                <w:rFonts w:ascii="Arial" w:cs="Arial" w:eastAsia="Arial" w:hAnsi="Arial"/>
+                <w:color w:val="2e333b"/>
+                <w:sz w:val="20"/>
+                <w:szCs w:val="20"/>
+                <w:rtl w:val="0"/>
+              </w:rPr>
+              <w:t xml:space="preserve">Modeling a texturing assetů.</w:t>
+            </w:r>
+          </w:p>
+          <w:p>
+            <w:pPr>
+              <w:pStyle w:val="Heading2"/>
+              <w:keepNext w:val="1"/>
+              <w:spacing w:after="20" w:before="150" w:line="252.00000000000003" w:lineRule="auto"/>
+              <w:rPr>
+                <w:rFonts w:ascii="Arial" w:cs="Arial" w:eastAsia="Arial" w:hAnsi="Arial"/>
+                <w:color w:val="1a1f26"/>
+                <w:sz w:val="21.6"/>
+                <w:szCs w:val="21.6"/>
+              </w:rPr>
+            </w:pPr>
+            <w:bookmarkStart w:colFirst="0" w:colLast="0" w:name="_p7rvi1v2xzf" w:id="13"/>
+            <w:bookmarkEnd w:id="13"/>
+            <w:r>
+              <w:rPr>
+                <w:rFonts w:ascii="Arial" w:cs="Arial" w:eastAsia="Arial" w:hAnsi="Arial"/>
+                <w:color w:val="1a1f26"/>
+                <w:sz w:val="21.6"/>
+                <w:szCs w:val="21.6"/>
+                <w:highlight w:val="white"/>
+                <w:rtl w:val="0"/>
+              </w:rPr>
+              <w:t xml:space="preserve">Tricks s.r.o. - Senior 3D Grafik - externě</w:t>
+            </w:r>
+            <w:r>
+              <w:rPr>
+                <w:rtl w:val="0"/>
+              </w:rPr>
+            </w:r>
+          </w:p>
+          <w:p>
+            <w:pPr>
+              <w:pStyle w:val="Heading3"/>
+              <w:keepNext w:val="1"/>
+              <w:spacing w:after="50" w:before="0" w:line="240" w:lineRule="auto"/>
+              <w:rPr>
+                <w:rFonts w:ascii="Arial" w:cs="Arial" w:eastAsia="Arial" w:hAnsi="Arial"/>
+                <w:i w:val="1"/>
+                <w:iCs w:val="1"/>
+                <w:color w:val="616b75"/>
+                <w:sz w:val="17.2"/>
+                <w:szCs w:val="17.2"/>
+              </w:rPr>
+            </w:pPr>
+            <w:bookmarkStart w:colFirst="0" w:colLast="0" w:name="_sm32avs9h0ea" w:id="14"/>
+            <w:bookmarkEnd w:id="14"/>
+            <w:r>
+              <w:rPr>
+                <w:rFonts w:ascii="Arial" w:cs="Arial" w:eastAsia="Arial" w:hAnsi="Arial"/>
+                <w:i w:val="1"/>
+                <w:iCs w:val="1"/>
+                <w:color w:val="616b75"/>
+                <w:sz w:val="17.2"/>
+                <w:szCs w:val="17.2"/>
+                <w:rtl w:val="0"/>
+              </w:rPr>
+              <w:t xml:space="preserve">2011 - 2012</w:t>
+            </w:r>
+          </w:p>
+          <w:p>
+            <w:pPr>
+              <w:spacing w:after="50" w:before="0" w:line="288" w:lineRule="auto"/>
+              <w:rPr>
+                <w:rFonts w:ascii="Arial" w:cs="Arial" w:eastAsia="Arial" w:hAnsi="Arial"/>
+                <w:color w:val="2e333b"/>
+                <w:sz w:val="20"/>
+                <w:szCs w:val="20"/>
+              </w:rPr>
+            </w:pPr>
+            <w:r>
+              <w:rPr>
+                <w:rFonts w:ascii="Arial" w:cs="Arial" w:eastAsia="Arial" w:hAnsi="Arial"/>
+                <w:color w:val="2e333b"/>
+                <w:sz w:val="20"/>
+                <w:szCs w:val="20"/>
+                <w:rtl w:val="0"/>
+              </w:rPr>
+              <w:t xml:space="preserve">Mapping assetů.</w:t>
+            </w:r>
+            <w:r>
+              <w:rPr>
+                <w:rtl w:val="0"/>
+              </w:rPr>
+            </w:r>
+          </w:p>
+          <w:p>
+            <w:pPr>
+              <w:pStyle w:val="Heading2"/>
+              <w:keepNext w:val="1"/>
+              <w:spacing w:after="20" w:before="150" w:line="252.00000000000003" w:lineRule="auto"/>
+              <w:rPr>
+                <w:rFonts w:ascii="Arial" w:cs="Arial" w:eastAsia="Arial" w:hAnsi="Arial"/>
+                <w:color w:val="1a1f26"/>
+                <w:sz w:val="21.6"/>
+                <w:szCs w:val="21.6"/>
+              </w:rPr>
+            </w:pPr>
+            <w:bookmarkStart w:colFirst="0" w:colLast="0" w:name="_iddeab74j3rz" w:id="15"/>
+            <w:bookmarkEnd w:id="15"/>
+            <w:r>
+              <w:rPr>
+                <w:rFonts w:ascii="Arial" w:cs="Arial" w:eastAsia="Arial" w:hAnsi="Arial"/>
+                <w:color w:val="1a1f26"/>
+                <w:sz w:val="21.6"/>
+                <w:szCs w:val="21.6"/>
+                <w:highlight w:val="white"/>
+                <w:rtl w:val="0"/>
+              </w:rPr>
+              <w:t xml:space="preserve">2K Czech - Junior 3D Grafik</w:t>
+            </w:r>
+            <w:r>
+              <w:rPr>
+                <w:rtl w:val="0"/>
+              </w:rPr>
+            </w:r>
+          </w:p>
+          <w:p>
+            <w:pPr>
+              <w:pStyle w:val="Heading3"/>
+              <w:keepNext w:val="1"/>
+              <w:spacing w:after="50" w:before="0" w:line="240" w:lineRule="auto"/>
+              <w:rPr>
+                <w:rFonts w:ascii="Arial" w:cs="Arial" w:eastAsia="Arial" w:hAnsi="Arial"/>
+                <w:i w:val="1"/>
+                <w:iCs w:val="1"/>
+                <w:color w:val="616b75"/>
+                <w:sz w:val="17.2"/>
+                <w:szCs w:val="17.2"/>
+              </w:rPr>
+            </w:pPr>
+            <w:bookmarkStart w:colFirst="0" w:colLast="0" w:name="_4yu4cryabv5" w:id="16"/>
+            <w:bookmarkEnd w:id="16"/>
+            <w:r>
+              <w:rPr>
+                <w:rFonts w:ascii="Arial" w:cs="Arial" w:eastAsia="Arial" w:hAnsi="Arial"/>
+                <w:i w:val="1"/>
+                <w:iCs w:val="1"/>
+                <w:color w:val="616b75"/>
+                <w:sz w:val="17.2"/>
+                <w:szCs w:val="17.2"/>
+                <w:rtl w:val="0"/>
+              </w:rPr>
+              <w:t xml:space="preserve">2007 - 2011</w:t>
+            </w:r>
+          </w:p>
+          <w:p>
+            <w:pPr>
+              <w:spacing w:after="50" w:before="0" w:line="288" w:lineRule="auto"/>
+              <w:rPr>
+                <w:rFonts w:ascii="Arial" w:cs="Arial" w:eastAsia="Arial" w:hAnsi="Arial"/>
+                <w:color w:val="2e333b"/>
+                <w:sz w:val="20"/>
+                <w:szCs w:val="20"/>
+              </w:rPr>
+            </w:pPr>
+            <w:r>
+              <w:rPr>
+                <w:rFonts w:ascii="Arial" w:cs="Arial" w:eastAsia="Arial" w:hAnsi="Arial"/>
+                <w:color w:val="2e333b"/>
+                <w:sz w:val="20"/>
+                <w:szCs w:val="20"/>
+                <w:rtl w:val="0"/>
+              </w:rPr>
+              <w:t xml:space="preserve">Modeling, texturing prostředí a assetů</w:t>
+            </w:r>
+          </w:p>
+          <w:p>
+            <w:pPr>
+              <w:spacing w:after="50" w:before="0" w:line="288" w:lineRule="auto"/>
+              <w:rPr>
+                <w:rFonts w:ascii="Arial" w:cs="Arial" w:eastAsia="Arial" w:hAnsi="Arial"/>
+                <w:color w:val="2e333b"/>
+                <w:sz w:val="20"/>
+                <w:szCs w:val="20"/>
+              </w:rPr>
+            </w:pPr>
+            <w:r>
+              <w:rPr>
+                <w:rFonts w:ascii="Arial" w:cs="Arial" w:eastAsia="Arial" w:hAnsi="Arial"/>
+                <w:color w:val="2e333b"/>
+                <w:sz w:val="20"/>
+                <w:szCs w:val="20"/>
+                <w:rtl w:val="0"/>
+              </w:rPr>
+              <w:t xml:space="preserve">Správa levelů v editoru.</w:t>
+            </w:r>
+          </w:p>
+          <w:p>
+            <w:pPr>
+              <w:pStyle w:val="Heading2"/>
+              <w:keepNext w:val="1"/>
+              <w:spacing w:after="20" w:before="150" w:line="252.00000000000003" w:lineRule="auto"/>
+              <w:rPr>
+                <w:rFonts w:ascii="Arial" w:cs="Arial" w:eastAsia="Arial" w:hAnsi="Arial"/>
+                <w:color w:val="1a1f26"/>
+                <w:sz w:val="21.6"/>
+                <w:szCs w:val="21.6"/>
+              </w:rPr>
+            </w:pPr>
+            <w:bookmarkStart w:colFirst="0" w:colLast="0" w:name="_u7kprppnibko" w:id="17"/>
+            <w:bookmarkEnd w:id="17"/>
+            <w:r>
+              <w:rPr>
+                <w:rFonts w:ascii="Arial" w:cs="Arial" w:eastAsia="Arial" w:hAnsi="Arial"/>
+                <w:color w:val="1a1f26"/>
+                <w:sz w:val="21.6"/>
+                <w:szCs w:val="21.6"/>
+                <w:highlight w:val="white"/>
+                <w:rtl w:val="0"/>
+              </w:rPr>
+              <w:t xml:space="preserve">Skleněné kameny s.r.o. - Vedoucí směny</w:t>
+            </w:r>
+            <w:r>
+              <w:rPr>
+                <w:rtl w:val="0"/>
+              </w:rPr>
+            </w:r>
+          </w:p>
+          <w:p>
+            <w:pPr>
+              <w:pStyle w:val="Heading3"/>
+              <w:keepNext w:val="1"/>
+              <w:spacing w:after="50" w:before="0" w:line="240" w:lineRule="auto"/>
+              <w:rPr>
+                <w:rFonts w:ascii="Arial" w:cs="Arial" w:eastAsia="Arial" w:hAnsi="Arial"/>
+                <w:i w:val="1"/>
+                <w:iCs w:val="1"/>
+                <w:color w:val="616b75"/>
+                <w:sz w:val="17.2"/>
+                <w:szCs w:val="17.2"/>
+              </w:rPr>
+            </w:pPr>
+            <w:bookmarkStart w:colFirst="0" w:colLast="0" w:name="_ag7fhx18txy3" w:id="18"/>
+            <w:bookmarkEnd w:id="18"/>
+            <w:r>
+              <w:rPr>
+                <w:rFonts w:ascii="Arial" w:cs="Arial" w:eastAsia="Arial" w:hAnsi="Arial"/>
+                <w:i w:val="1"/>
+                <w:iCs w:val="1"/>
+                <w:color w:val="616b75"/>
+                <w:sz w:val="17.2"/>
+                <w:szCs w:val="17.2"/>
+                <w:rtl w:val="0"/>
+              </w:rPr>
+              <w:t xml:space="preserve">2003 - 2007</w:t>
+            </w:r>
+          </w:p>
+          <w:p>
+            <w:pPr>
+              <w:spacing w:after="50" w:before="0" w:line="288" w:lineRule="auto"/>
+              <w:rPr>
+                <w:rFonts w:ascii="Arial" w:cs="Arial" w:eastAsia="Arial" w:hAnsi="Arial"/>
+                <w:color w:val="2e333b"/>
                 <w:sz w:val="20"/>
                 <w:szCs w:val="20"/>
                 <w:highlight w:val="white"/>
-                <w:rtl w:val="0"/>
-              </w:rPr>
-              <w:t xml:space="preserve"> - Senior 3D Grafik - externě</w:t>
-            </w:r>
-            <w:r>
-              <w:rPr>
-                <w:rtl w:val="0"/>
-              </w:rPr>
-            </w:r>
-          </w:p>
-          <w:p>
-            <w:pPr>
-              <w:pStyle w:val="Heading3"/>
+              </w:rPr>
+            </w:pPr>
+            <w:r>
+              <w:rPr>
+                <w:rFonts w:ascii="Arial" w:cs="Arial" w:eastAsia="Arial" w:hAnsi="Arial"/>
+                <w:color w:val="2e333b"/>
+                <w:sz w:val="20"/>
+                <w:szCs w:val="20"/>
+                <w:highlight w:val="white"/>
+                <w:rtl w:val="0"/>
+              </w:rPr>
+              <w:t xml:space="preserve">Obsluha stroje na vakuový pokov.</w:t>
+            </w:r>
+          </w:p>
+          <w:p>
+            <w:pPr>
+              <w:spacing w:after="0" w:before="0" w:line="120" w:lineRule="auto"/>
+              <w:rPr>
+                <w:rFonts w:ascii="Arial" w:cs="Arial" w:eastAsia="Arial" w:hAnsi="Arial"/>
+                <w:color w:val="2e333b"/>
+                <w:sz w:val="4"/>
+                <w:szCs w:val="4"/>
+                <w:highlight w:val="white"/>
+              </w:rPr>
+            </w:pPr>
+            <w:r>
+              <w:rPr>
+                <w:rtl w:val="0"/>
+              </w:rPr>
+            </w:r>
+          </w:p>
+          <w:p>
+            <w:pPr>
+              <w:pStyle w:val="Heading1"/>
+              <w:keepNext w:val="1"/>
+              <w:pageBreakBefore w:val="0"/>
+              <w:pBdr>
+                <w:top w:space="0" w:sz="0" w:val="nil"/>
+                <w:left w:space="0" w:sz="0" w:val="nil"/>
+                <w:bottom w:color="78add1" w:space="2" w:sz="6" w:val="single"/>
+                <w:right w:space="0" w:sz="0" w:val="nil"/>
+                <w:between w:space="0" w:sz="0" w:val="nil"/>
+              </w:pBdr>
+              <w:shd w:fill="auto" w:val="clear"/>
+              <w:spacing w:after="100" w:before="240" w:line="240" w:lineRule="auto"/>
+              <w:rPr>
+                <w:rFonts w:ascii="Arial" w:cs="Arial" w:eastAsia="Arial" w:hAnsi="Arial"/>
+                <w:color w:val="0f5c94"/>
+                <w:sz w:val="22.4"/>
+                <w:szCs w:val="22.4"/>
+              </w:rPr>
+            </w:pPr>
+            <w:bookmarkStart w:colFirst="0" w:colLast="0" w:name="_yk8luflkpwij" w:id="19"/>
+            <w:bookmarkEnd w:id="19"/>
+            <w:r>
+              <w:rPr>
+                <w:rFonts w:ascii="Arial" w:cs="Arial" w:eastAsia="Arial" w:hAnsi="Arial"/>
+                <w:color w:val="0f5c94"/>
+                <w:sz w:val="22.4"/>
+                <w:szCs w:val="22.4"/>
+                <w:rtl w:val="0"/>
+              </w:rPr>
+              <w:t xml:space="preserve">VZDĚLÁNÍ</w:t>
+            </w:r>
+          </w:p>
+          <w:p>
+            <w:pPr>
+              <w:pStyle w:val="Heading2"/>
+              <w:keepNext w:val="1"/>
               <w:pageBreakBefore w:val="0"/>
               <w:pBdr>
                 <w:top w:space="0" w:sz="0" w:val="nil"/>
@@ -563,58 +1168,25 @@
                 <w:between w:space="0" w:sz="0" w:val="nil"/>
               </w:pBdr>
               <w:shd w:fill="auto" w:val="clear"/>
-              <w:rPr/>
-            </w:pPr>
-            <w:bookmarkStart w:colFirst="0" w:colLast="0" w:name="_ybypdmed418m" w:id="8"/>
-            <w:bookmarkEnd w:id="8"/>
-            <w:r>
-              <w:rPr>
-                <w:rtl w:val="0"/>
-              </w:rPr>
-              <w:t xml:space="preserve">2013 - 2016</w:t>
-            </w:r>
-          </w:p>
-          <w:p>
-            <w:pPr>
-              <w:spacing w:before="0" w:line="240" w:lineRule="auto"/>
-              <w:rPr>
-                <w:rFonts w:ascii="Arial" w:cs="Arial" w:eastAsia="Arial" w:hAnsi="Arial"/>
-                <w:sz w:val="20"/>
-                <w:szCs w:val="20"/>
-                <w:highlight w:val="white"/>
-              </w:rPr>
-            </w:pPr>
-            <w:r>
-              <w:rPr>
-                <w:rFonts w:ascii="Arial" w:cs="Arial" w:eastAsia="Arial" w:hAnsi="Arial"/>
-                <w:rtl w:val="0"/>
-              </w:rPr>
-              <w:t xml:space="preserve">Modeling, texturing prostředí a assetů.</w:t>
-            </w:r>
-            <w:r>
-              <w:rPr>
-                <w:rtl w:val="0"/>
-              </w:rPr>
-            </w:r>
-          </w:p>
-          <w:p>
-            <w:pPr>
-              <w:pStyle w:val="Heading2"/>
-              <w:rPr/>
-            </w:pPr>
-            <w:bookmarkStart w:colFirst="0" w:colLast="0" w:name="_ms83sfgue6rz" w:id="9"/>
-            <w:bookmarkEnd w:id="9"/>
-            <w:r>
-              <w:rPr>
-                <w:rFonts w:ascii="Arial" w:cs="Arial" w:eastAsia="Arial" w:hAnsi="Arial"/>
-                <w:b w:val="0"/>
-                <w:bCs w:val="0"/>
-                <w:sz w:val="20"/>
-                <w:szCs w:val="20"/>
-                <w:highlight w:val="white"/>
-                <w:rtl w:val="0"/>
-              </w:rPr>
-              <w:t xml:space="preserve">Alkay animation Prague - Senior 3D Grafik - externě</w:t>
+              <w:spacing w:after="20" w:before="150" w:line="252.00000000000003" w:lineRule="auto"/>
+              <w:rPr>
+                <w:rFonts w:ascii="Arial" w:cs="Arial" w:eastAsia="Arial" w:hAnsi="Arial"/>
+                <w:color w:val="1a1f26"/>
+                <w:sz w:val="21.6"/>
+                <w:szCs w:val="21.6"/>
+              </w:rPr>
+            </w:pPr>
+            <w:bookmarkStart w:colFirst="0" w:colLast="0" w:name="_6wymnhinx9q5" w:id="20"/>
+            <w:bookmarkEnd w:id="20"/>
+            <w:r>
+              <w:rPr>
+                <w:rFonts w:ascii="Arial" w:cs="Arial" w:eastAsia="Arial" w:hAnsi="Arial"/>
+                <w:color w:val="1a1f26"/>
+                <w:sz w:val="21.6"/>
+                <w:szCs w:val="21.6"/>
+                <w:rtl w:val="0"/>
+              </w:rPr>
+              <w:t xml:space="preserve">SUPŠ Turnov - Maturita</w:t>
             </w:r>
             <w:r>
               <w:rPr>
@@ -625,320 +1197,7 @@
           <w:p>
             <w:pPr>
               <w:pStyle w:val="Heading3"/>
-              <w:rPr/>
-            </w:pPr>
-            <w:bookmarkStart w:colFirst="0" w:colLast="0" w:name="_1e4taioloq2h" w:id="10"/>
-            <w:bookmarkEnd w:id="10"/>
-            <w:r>
-              <w:rPr>
-                <w:rtl w:val="0"/>
-              </w:rPr>
-              <w:t xml:space="preserve">2013 - 2016</w:t>
-            </w:r>
-          </w:p>
-          <w:p>
-            <w:pPr>
-              <w:spacing w:before="0" w:line="240" w:lineRule="auto"/>
-              <w:rPr>
-                <w:rFonts w:ascii="Arial" w:cs="Arial" w:eastAsia="Arial" w:hAnsi="Arial"/>
-                <w:sz w:val="20"/>
-                <w:szCs w:val="20"/>
-                <w:highlight w:val="white"/>
-              </w:rPr>
-            </w:pPr>
-            <w:r>
-              <w:rPr>
-                <w:rFonts w:ascii="Arial" w:cs="Arial" w:eastAsia="Arial" w:hAnsi="Arial"/>
-                <w:rtl w:val="0"/>
-              </w:rPr>
-              <w:t xml:space="preserve">Modeling, texturing prostředí a vegetace.</w:t>
-            </w:r>
-            <w:r>
-              <w:rPr>
-                <w:rtl w:val="0"/>
-              </w:rPr>
-            </w:r>
-          </w:p>
-          <w:p>
-            <w:pPr>
-              <w:pStyle w:val="Heading2"/>
-              <w:rPr>
-                <w:b w:val="0"/>
-                <w:bCs w:val="0"/>
-                <w:i w:val="1"/>
-                <w:iCs w:val="1"/>
-              </w:rPr>
-            </w:pPr>
-            <w:bookmarkStart w:colFirst="0" w:colLast="0" w:name="_8gk3j8r02jzx" w:id="11"/>
-            <w:bookmarkEnd w:id="11"/>
-            <w:r>
-              <w:rPr>
-                <w:rFonts w:ascii="Arial" w:cs="Arial" w:eastAsia="Arial" w:hAnsi="Arial"/>
-                <w:b w:val="0"/>
-                <w:bCs w:val="0"/>
-                <w:sz w:val="20"/>
-                <w:szCs w:val="20"/>
-                <w:highlight w:val="white"/>
-                <w:rtl w:val="0"/>
-              </w:rPr>
-              <w:t xml:space="preserve">Fanatic Games  s.r.o. - Senior 3D Grafik - externě</w:t>
-            </w:r>
-            <w:r>
-              <w:rPr>
-                <w:rtl w:val="0"/>
-              </w:rPr>
-            </w:r>
-          </w:p>
-          <w:p>
-            <w:pPr>
-              <w:pStyle w:val="Heading3"/>
-              <w:rPr/>
-            </w:pPr>
-            <w:bookmarkStart w:colFirst="0" w:colLast="0" w:name="_e1ctj5j406m0" w:id="12"/>
-            <w:bookmarkEnd w:id="12"/>
-            <w:r>
-              <w:rPr>
-                <w:rtl w:val="0"/>
-              </w:rPr>
-              <w:t xml:space="preserve">2012 </w:t>
-            </w:r>
-            <w:r>
-              <w:rPr>
-                <w:rtl w:val="0"/>
-              </w:rPr>
-              <w:t xml:space="preserve">- 2013</w:t>
-            </w:r>
-          </w:p>
-          <w:p>
-            <w:pPr>
-              <w:spacing w:before="0" w:line="240" w:lineRule="auto"/>
-              <w:rPr/>
-            </w:pPr>
-            <w:r>
-              <w:rPr>
-                <w:rFonts w:ascii="Arial" w:cs="Arial" w:eastAsia="Arial" w:hAnsi="Arial"/>
-                <w:rtl w:val="0"/>
-              </w:rPr>
-              <w:t xml:space="preserve">Modeling a texturing assetů.</w:t>
-            </w:r>
-            <w:r>
-              <w:rPr>
-                <w:rtl w:val="0"/>
-              </w:rPr>
-            </w:r>
-          </w:p>
-          <w:p>
-            <w:pPr>
-              <w:pStyle w:val="Heading2"/>
-              <w:rPr>
-                <w:b w:val="0"/>
-                <w:bCs w:val="0"/>
-                <w:i w:val="1"/>
-                <w:iCs w:val="1"/>
-              </w:rPr>
-            </w:pPr>
-            <w:bookmarkStart w:colFirst="0" w:colLast="0" w:name="_p7rvi1v2xzf" w:id="13"/>
-            <w:bookmarkEnd w:id="13"/>
-            <w:r>
-              <w:rPr>
-                <w:rFonts w:ascii="Arial" w:cs="Arial" w:eastAsia="Arial" w:hAnsi="Arial"/>
-                <w:b w:val="0"/>
-                <w:bCs w:val="0"/>
-                <w:sz w:val="20"/>
-                <w:szCs w:val="20"/>
-                <w:highlight w:val="white"/>
-                <w:rtl w:val="0"/>
-              </w:rPr>
-              <w:t xml:space="preserve">Tricks s.r.o. - Senior 3D Grafik - externě</w:t>
-            </w:r>
-            <w:r>
-              <w:rPr>
-                <w:rtl w:val="0"/>
-              </w:rPr>
-            </w:r>
-          </w:p>
-          <w:p>
-            <w:pPr>
-              <w:pStyle w:val="Heading3"/>
-              <w:rPr/>
-            </w:pPr>
-            <w:bookmarkStart w:colFirst="0" w:colLast="0" w:name="_sm32avs9h0ea" w:id="14"/>
-            <w:bookmarkEnd w:id="14"/>
-            <w:r>
-              <w:rPr>
-                <w:rtl w:val="0"/>
-              </w:rPr>
-              <w:t xml:space="preserve">2011 - 2012</w:t>
-            </w:r>
-          </w:p>
-          <w:p>
-            <w:pPr>
-              <w:spacing w:before="0" w:line="240" w:lineRule="auto"/>
-              <w:rPr>
-                <w:rFonts w:ascii="Arial" w:cs="Arial" w:eastAsia="Arial" w:hAnsi="Arial"/>
-              </w:rPr>
-            </w:pPr>
-            <w:r>
-              <w:rPr>
-                <w:rFonts w:ascii="Arial" w:cs="Arial" w:eastAsia="Arial" w:hAnsi="Arial"/>
-                <w:rtl w:val="0"/>
-              </w:rPr>
-              <w:t xml:space="preserve">Mapping assetů.</w:t>
-            </w:r>
-            <w:r>
-              <w:rPr>
-                <w:rtl w:val="0"/>
-              </w:rPr>
-            </w:r>
-          </w:p>
-          <w:p>
-            <w:pPr>
-              <w:pStyle w:val="Heading2"/>
-              <w:rPr>
-                <w:b w:val="0"/>
-                <w:bCs w:val="0"/>
-              </w:rPr>
-            </w:pPr>
-            <w:bookmarkStart w:colFirst="0" w:colLast="0" w:name="_iddeab74j3rz" w:id="15"/>
-            <w:bookmarkEnd w:id="15"/>
-            <w:r>
-              <w:rPr>
-                <w:rFonts w:ascii="Arial" w:cs="Arial" w:eastAsia="Arial" w:hAnsi="Arial"/>
-                <w:b w:val="0"/>
-                <w:bCs w:val="0"/>
-                <w:sz w:val="20"/>
-                <w:szCs w:val="20"/>
-                <w:highlight w:val="white"/>
-                <w:rtl w:val="0"/>
-              </w:rPr>
-              <w:t xml:space="preserve">2K Czech - Junior 3D Grafik</w:t>
-            </w:r>
-            <w:r>
-              <w:rPr>
-                <w:rtl w:val="0"/>
-              </w:rPr>
-            </w:r>
-          </w:p>
-          <w:p>
-            <w:pPr>
-              <w:pStyle w:val="Heading3"/>
-              <w:rPr/>
-            </w:pPr>
-            <w:bookmarkStart w:colFirst="0" w:colLast="0" w:name="_4yu4cryabv5" w:id="16"/>
-            <w:bookmarkEnd w:id="16"/>
-            <w:r>
-              <w:rPr>
-                <w:rtl w:val="0"/>
-              </w:rPr>
-              <w:t xml:space="preserve">2007 - 2011</w:t>
-            </w:r>
-          </w:p>
-          <w:p>
-            <w:pPr>
-              <w:spacing w:before="0" w:line="240" w:lineRule="auto"/>
-              <w:rPr>
-                <w:rFonts w:ascii="Arial" w:cs="Arial" w:eastAsia="Arial" w:hAnsi="Arial"/>
-              </w:rPr>
-            </w:pPr>
-            <w:r>
-              <w:rPr>
-                <w:rFonts w:ascii="Arial" w:cs="Arial" w:eastAsia="Arial" w:hAnsi="Arial"/>
-                <w:rtl w:val="0"/>
-              </w:rPr>
-              <w:t xml:space="preserve">Modeling, texturing prostředí a assetů</w:t>
-            </w:r>
-          </w:p>
-          <w:p>
-            <w:pPr>
-              <w:spacing w:before="0" w:line="240" w:lineRule="auto"/>
-              <w:rPr>
-                <w:rFonts w:ascii="Arial" w:cs="Arial" w:eastAsia="Arial" w:hAnsi="Arial"/>
-              </w:rPr>
-            </w:pPr>
-            <w:r>
-              <w:rPr>
-                <w:rFonts w:ascii="Arial" w:cs="Arial" w:eastAsia="Arial" w:hAnsi="Arial"/>
-                <w:rtl w:val="0"/>
-              </w:rPr>
-              <w:t xml:space="preserve">Správa levelů v editoru.</w:t>
-            </w:r>
-          </w:p>
-          <w:p>
-            <w:pPr>
-              <w:pStyle w:val="Heading2"/>
-              <w:rPr>
-                <w:b w:val="0"/>
-                <w:bCs w:val="0"/>
-                <w:sz w:val="20"/>
-                <w:szCs w:val="20"/>
-              </w:rPr>
-            </w:pPr>
-            <w:bookmarkStart w:colFirst="0" w:colLast="0" w:name="_u7kprppnibko" w:id="17"/>
-            <w:bookmarkEnd w:id="17"/>
-            <w:r>
-              <w:rPr>
-                <w:rFonts w:ascii="Arial" w:cs="Arial" w:eastAsia="Arial" w:hAnsi="Arial"/>
-                <w:b w:val="0"/>
-                <w:bCs w:val="0"/>
-                <w:sz w:val="20"/>
-                <w:szCs w:val="20"/>
-                <w:highlight w:val="white"/>
-                <w:rtl w:val="0"/>
-              </w:rPr>
-              <w:t xml:space="preserve">Skleněné kameny s.r.o. - Vedoucí směny</w:t>
-            </w:r>
-            <w:r>
-              <w:rPr>
-                <w:rtl w:val="0"/>
-              </w:rPr>
-            </w:r>
-          </w:p>
-          <w:p>
-            <w:pPr>
-              <w:pStyle w:val="Heading3"/>
-              <w:rPr/>
-            </w:pPr>
-            <w:bookmarkStart w:colFirst="0" w:colLast="0" w:name="_ag7fhx18txy3" w:id="18"/>
-            <w:bookmarkEnd w:id="18"/>
-            <w:r>
-              <w:rPr>
-                <w:rtl w:val="0"/>
-              </w:rPr>
-              <w:t xml:space="preserve">2003 - 2007</w:t>
-            </w:r>
-          </w:p>
-          <w:p>
-            <w:pPr>
-              <w:rPr>
-                <w:rFonts w:ascii="Arial" w:cs="Arial" w:eastAsia="Arial" w:hAnsi="Arial"/>
-                <w:highlight w:val="white"/>
-              </w:rPr>
-            </w:pPr>
-            <w:r>
-              <w:rPr>
-                <w:rFonts w:ascii="Arial" w:cs="Arial" w:eastAsia="Arial" w:hAnsi="Arial"/>
-                <w:highlight w:val="white"/>
-                <w:rtl w:val="0"/>
-              </w:rPr>
-              <w:t xml:space="preserve">Obsluha stroje na vakuový pokov.</w:t>
-            </w:r>
-          </w:p>
-          <w:p>
-            <w:pPr>
-              <w:rPr>
-                <w:rFonts w:ascii="Arial" w:cs="Arial" w:eastAsia="Arial" w:hAnsi="Arial"/>
-                <w:highlight w:val="white"/>
-              </w:rPr>
-            </w:pPr>
-            <w:r>
-              <w:rPr>
-                <w:rtl w:val="0"/>
-              </w:rPr>
-            </w:r>
-          </w:p>
-          <w:p>
-            <w:pPr>
-              <w:pStyle w:val="Heading1"/>
+              <w:keepNext w:val="1"/>
               <w:pageBreakBefore w:val="0"/>
               <w:pBdr>
                 <w:top w:space="0" w:sz="0" w:val="nil"/>
@@ -948,28 +1207,33 @@
                 <w:between w:space="0" w:sz="0" w:val="nil"/>
               </w:pBdr>
               <w:shd w:fill="auto" w:val="clear"/>
-              <w:spacing w:before="0" w:lineRule="auto"/>
-              <w:rPr>
-                <w:color w:val="b7b7b7"/>
-              </w:rPr>
-            </w:pPr>
-            <w:bookmarkStart w:colFirst="0" w:colLast="0" w:name="_yk8luflkpwij" w:id="19"/>
-            <w:bookmarkEnd w:id="19"/>
-            <w:r>
-              <w:rPr>
-                <w:rtl w:val="0"/>
-              </w:rPr>
-              <w:t xml:space="preserve">VZDĚLÁNÍ</w:t>
-            </w:r>
-            <w:r>
-              <w:rPr>
-                <w:rtl w:val="0"/>
-              </w:rPr>
-            </w:r>
-          </w:p>
-          <w:p>
-            <w:pPr>
-              <w:pStyle w:val="Heading2"/>
+              <w:spacing w:after="50" w:before="0" w:line="240" w:lineRule="auto"/>
+              <w:rPr>
+                <w:rFonts w:ascii="Arial" w:cs="Arial" w:eastAsia="Arial" w:hAnsi="Arial"/>
+                <w:i w:val="1"/>
+                <w:iCs w:val="1"/>
+                <w:color w:val="616b75"/>
+                <w:sz w:val="17.2"/>
+                <w:szCs w:val="17.2"/>
+              </w:rPr>
+            </w:pPr>
+            <w:bookmarkStart w:colFirst="0" w:colLast="0" w:name="_7vtcyzeczjot" w:id="21"/>
+            <w:bookmarkEnd w:id="21"/>
+            <w:r>
+              <w:rPr>
+                <w:rFonts w:ascii="Arial" w:cs="Arial" w:eastAsia="Arial" w:hAnsi="Arial"/>
+                <w:i w:val="1"/>
+                <w:iCs w:val="1"/>
+                <w:color w:val="616b75"/>
+                <w:sz w:val="17.2"/>
+                <w:szCs w:val="17.2"/>
+                <w:rtl w:val="0"/>
+              </w:rPr>
+              <w:t xml:space="preserve">1999 - 2003</w:t>
+            </w:r>
+          </w:p>
+          <w:p>
+            <w:pPr>
               <w:pageBreakBefore w:val="0"/>
               <w:pBdr>
                 <w:top w:space="0" w:sz="0" w:val="nil"/>
@@ -979,88 +1243,23 @@
                 <w:between w:space="0" w:sz="0" w:val="nil"/>
               </w:pBdr>
               <w:shd w:fill="auto" w:val="clear"/>
-              <w:rPr>
-                <w:rFonts w:ascii="Arial" w:cs="Arial" w:eastAsia="Arial" w:hAnsi="Arial"/>
-                <w:b w:val="0"/>
-                <w:bCs w:val="0"/>
-                <w:i w:val="1"/>
-                <w:iCs w:val="1"/>
+              <w:spacing w:after="50" w:before="0" w:line="288" w:lineRule="auto"/>
+              <w:rPr>
+                <w:rFonts w:ascii="Arial" w:cs="Arial" w:eastAsia="Arial" w:hAnsi="Arial"/>
+                <w:color w:val="2e333b"/>
                 <w:sz w:val="20"/>
                 <w:szCs w:val="20"/>
               </w:rPr>
             </w:pPr>
-            <w:bookmarkStart w:colFirst="0" w:colLast="0" w:name="_6wymnhinx9q5" w:id="20"/>
-            <w:bookmarkEnd w:id="20"/>
-            <w:r>
-              <w:rPr>
-                <w:rFonts w:ascii="Arial" w:cs="Arial" w:eastAsia="Arial" w:hAnsi="Arial"/>
-                <w:b w:val="0"/>
-                <w:bCs w:val="0"/>
+            <w:r>
+              <w:rPr>
+                <w:rFonts w:ascii="Arial" w:cs="Arial" w:eastAsia="Arial" w:hAnsi="Arial"/>
+                <w:color w:val="2e333b"/>
                 <w:sz w:val="20"/>
                 <w:szCs w:val="20"/>
                 <w:rtl w:val="0"/>
               </w:rPr>
-              <w:t xml:space="preserve">SUPŠ Turnov - Maturita</w:t>
-            </w:r>
-            <w:r>
-              <w:rPr>
-                <w:rtl w:val="0"/>
-              </w:rPr>
-            </w:r>
-          </w:p>
-          <w:p>
-            <w:pPr>
-              <w:pStyle w:val="Heading3"/>
-              <w:pageBreakBefore w:val="0"/>
-              <w:pBdr>
-                <w:top w:space="0" w:sz="0" w:val="nil"/>
-                <w:left w:space="0" w:sz="0" w:val="nil"/>
-                <w:bottom w:space="0" w:sz="0" w:val="nil"/>
-                <w:right w:space="0" w:sz="0" w:val="nil"/>
-                <w:between w:space="0" w:sz="0" w:val="nil"/>
-              </w:pBdr>
-              <w:shd w:fill="auto" w:val="clear"/>
-              <w:rPr/>
-            </w:pPr>
-            <w:bookmarkStart w:colFirst="0" w:colLast="0" w:name="_7vtcyzeczjot" w:id="21"/>
-            <w:bookmarkEnd w:id="21"/>
-            <w:r>
-              <w:rPr>
-                <w:rtl w:val="0"/>
-              </w:rPr>
-              <w:t xml:space="preserve">1999 - 2003</w:t>
-            </w:r>
-            <w:r>
-              <w:rPr>
-                <w:rtl w:val="0"/>
-              </w:rPr>
-            </w:r>
-          </w:p>
-          <w:p>
-            <w:pPr>
-              <w:pageBreakBefore w:val="0"/>
-              <w:pBdr>
-                <w:top w:space="0" w:sz="0" w:val="nil"/>
-                <w:left w:space="0" w:sz="0" w:val="nil"/>
-                <w:bottom w:space="0" w:sz="0" w:val="nil"/>
-                <w:right w:space="0" w:sz="0" w:val="nil"/>
-                <w:between w:space="0" w:sz="0" w:val="nil"/>
-              </w:pBdr>
-              <w:shd w:fill="auto" w:val="clear"/>
-              <w:spacing w:after="0" w:before="120" w:line="312" w:lineRule="auto"/>
-              <w:rPr/>
-            </w:pPr>
-            <w:r>
-              <w:rPr>
-                <w:rFonts w:ascii="Arial" w:cs="Arial" w:eastAsia="Arial" w:hAnsi="Arial"/>
-                <w:rtl w:val="0"/>
-              </w:rPr>
               <w:t xml:space="preserve">Obor: Zlatník a klenotník</w:t>
-            </w:r>
-            <w:r>
-              <w:rPr>
-                <w:rtl w:val="0"/>
-              </w:rPr>
             </w:r>
           </w:p>
         </w:tc>
@@ -1084,41 +1283,79 @@
           <w:p>
             <w:pPr>
               <w:pStyle w:val="Heading1"/>
-              <w:spacing w:before="0" w:line="240" w:lineRule="auto"/>
-              <w:rPr/>
+              <w:keepNext w:val="1"/>
+              <w:pBdr>
+                <w:bottom w:color="78add1" w:space="2" w:sz="6" w:val="single"/>
+              </w:pBdr>
+              <w:spacing w:after="50" w:before="0" w:line="240" w:lineRule="auto"/>
+              <w:rPr>
+                <w:rFonts w:ascii="Arial" w:cs="Arial" w:eastAsia="Arial" w:hAnsi="Arial"/>
+                <w:color w:val="0f5c94"/>
+                <w:sz w:val="7"/>
+                <w:szCs w:val="7"/>
+              </w:rPr>
             </w:pPr>
             <w:bookmarkStart w:colFirst="0" w:colLast="0" w:name="_uog05mssgig4" w:id="22"/>
             <w:bookmarkEnd w:id="22"/>
             <w:r>
               <w:rPr>
-                <w:rtl w:val="0"/>
-              </w:rPr>
-              <w:t xml:space="preserve">PORTFOLIO</w:t>
-            </w:r>
-          </w:p>
-          <w:p>
-            <w:pPr>
-              <w:spacing w:before="0" w:line="240" w:lineRule="auto"/>
-              <w:rPr/>
-            </w:pPr>
-            <w:r>
-              <w:rPr>
-                <w:rtl w:val="0"/>
-              </w:rPr>
-            </w:r>
-          </w:p>
-          <w:p>
-            <w:pPr>
-              <w:spacing w:before="0" w:line="360" w:lineRule="auto"/>
-              <w:rPr>
-                <w:color w:val="000000"/>
+                <w:rFonts w:ascii="Arial" w:cs="Arial" w:eastAsia="Arial" w:hAnsi="Arial"/>
+                <w:color w:val="0f5c94"/>
+                <w:sz w:val="7"/>
+                <w:szCs w:val="7"/>
+                <w:rtl w:val="0"/>
+              </w:rPr>
+              <w:t xml:space="preserve">P</w:t>
+            </w:r>
+            <w:r>
+              <w:rPr>
+                <w:rFonts w:ascii="Arial" w:cs="Arial" w:eastAsia="Arial" w:hAnsi="Arial"/>
+                <w:color w:val="0f5c94"/>
+                <w:sz w:val="20.6"/>
+                <w:szCs w:val="20.6"/>
+                <w:rtl w:val="0"/>
+              </w:rPr>
+              <w:t xml:space="preserve">ORTFOLIO</w:t>
+            </w:r>
+            <w:r>
+              <w:rPr>
+                <w:rtl w:val="0"/>
+              </w:rPr>
+            </w:r>
+          </w:p>
+          <w:p>
+            <w:pPr>
+              <w:spacing w:after="50" w:before="0" w:line="240" w:lineRule="auto"/>
+              <w:rPr>
+                <w:rFonts w:ascii="Arial" w:cs="Arial" w:eastAsia="Arial" w:hAnsi="Arial"/>
+                <w:color w:val="2e333b"/>
+                <w:sz w:val="7"/>
+                <w:szCs w:val="7"/>
+              </w:rPr>
+            </w:pPr>
+            <w:r>
+              <w:rPr>
+                <w:rtl w:val="0"/>
+              </w:rPr>
+            </w:r>
+          </w:p>
+          <w:p>
+            <w:pPr>
+              <w:spacing w:after="50" w:before="0" w:line="240" w:lineRule="auto"/>
+              <w:rPr>
+                <w:rFonts w:ascii="Arial" w:cs="Arial" w:eastAsia="Arial" w:hAnsi="Arial"/>
+                <w:color w:val="2e333b"/>
+                <w:sz w:val="7"/>
+                <w:szCs w:val="7"/>
               </w:rPr>
             </w:pPr>
             <w:hyperlink r:id="rId6">
               <w:r>
                 <w:rPr>
                   <w:rFonts w:ascii="Arial" w:cs="Arial" w:eastAsia="Arial" w:hAnsi="Arial"/>
-                  <w:color w:val="1155cc"/>
+                  <w:color w:val="2e333b"/>
+                  <w:sz w:val="18.4"/>
+                  <w:szCs w:val="18.4"/>
                   <w:u w:val="single"/>
                   <w:rtl w:val="0"/>
                 </w:rPr>
@@ -1133,9 +1370,12 @@
           </w:p>
           <w:p>
             <w:pPr>
-              <w:spacing w:before="0" w:line="360" w:lineRule="auto"/>
-              <w:rPr>
-                <w:color w:val="000000"/>
+              <w:spacing w:after="50" w:before="0" w:line="240" w:lineRule="auto"/>
+              <w:rPr>
+                <w:rFonts w:ascii="Arial" w:cs="Arial" w:eastAsia="Arial" w:hAnsi="Arial"/>
+                <w:color w:val="2e333b"/>
+                <w:sz w:val="7"/>
+                <w:szCs w:val="7"/>
               </w:rPr>
             </w:pPr>
             <w:r>
@@ -1147,42 +1387,69 @@
           <w:p>
             <w:pPr>
               <w:pStyle w:val="Heading1"/>
-              <w:spacing w:before="0" w:lineRule="auto"/>
-              <w:rPr/>
+              <w:keepNext w:val="1"/>
+              <w:pBdr>
+                <w:bottom w:color="78add1" w:space="2" w:sz="6" w:val="single"/>
+              </w:pBdr>
+              <w:spacing w:after="50" w:before="0" w:line="240" w:lineRule="auto"/>
+              <w:rPr>
+                <w:rFonts w:ascii="Arial" w:cs="Arial" w:eastAsia="Arial" w:hAnsi="Arial"/>
+                <w:color w:val="0f5c94"/>
+                <w:sz w:val="7"/>
+                <w:szCs w:val="7"/>
+              </w:rPr>
             </w:pPr>
             <w:bookmarkStart w:colFirst="0" w:colLast="0" w:name="_dorc2vvxf4i3" w:id="23"/>
             <w:bookmarkEnd w:id="23"/>
             <w:r>
               <w:rPr>
+                <w:rFonts w:ascii="Arial" w:cs="Arial" w:eastAsia="Arial" w:hAnsi="Arial"/>
+                <w:color w:val="0f5c94"/>
+                <w:sz w:val="20.6"/>
+                <w:szCs w:val="20.6"/>
                 <w:rtl w:val="0"/>
               </w:rPr>
               <w:t xml:space="preserve">Odkazy</w:t>
             </w:r>
-          </w:p>
-          <w:p>
-            <w:pPr>
-              <w:spacing w:before="0" w:line="240" w:lineRule="auto"/>
-              <w:rPr/>
-            </w:pPr>
-            <w:r>
-              <w:rPr>
-                <w:rtl w:val="0"/>
-              </w:rPr>
-            </w:r>
-          </w:p>
-          <w:p>
-            <w:pPr>
-              <w:spacing w:before="0" w:line="360" w:lineRule="auto"/>
-              <w:rPr>
-                <w:rFonts w:ascii="Arial" w:cs="Arial" w:eastAsia="Arial" w:hAnsi="Arial"/>
-                <w:color w:val="000000"/>
+            <w:r>
+              <w:rPr>
+                <w:rtl w:val="0"/>
+              </w:rPr>
+            </w:r>
+          </w:p>
+          <w:p>
+            <w:pPr>
+              <w:spacing w:after="50" w:before="0" w:line="240" w:lineRule="auto"/>
+              <w:rPr>
+                <w:rFonts w:ascii="Arial" w:cs="Arial" w:eastAsia="Arial" w:hAnsi="Arial"/>
+                <w:color w:val="2e333b"/>
+                <w:sz w:val="7"/>
+                <w:szCs w:val="7"/>
+              </w:rPr>
+            </w:pPr>
+            <w:r>
+              <w:rPr>
+                <w:rtl w:val="0"/>
+              </w:rPr>
+            </w:r>
+          </w:p>
+          <w:p>
+            <w:pPr>
+              <w:spacing w:after="140" w:before="0" w:line="276" w:lineRule="auto"/>
+              <w:rPr>
+                <w:rFonts w:ascii="Arial" w:cs="Arial" w:eastAsia="Arial" w:hAnsi="Arial"/>
+                <w:color w:val="2e333b"/>
+                <w:sz w:val="18.4"/>
+                <w:szCs w:val="18.4"/>
               </w:rPr>
             </w:pPr>
             <w:hyperlink r:id="rId7">
               <w:r>
                 <w:rPr>
                   <w:rFonts w:ascii="Arial" w:cs="Arial" w:eastAsia="Arial" w:hAnsi="Arial"/>
-                  <w:color w:val="000000"/>
+                  <w:color w:val="2e333b"/>
+                  <w:sz w:val="18.4"/>
+                  <w:szCs w:val="18.4"/>
                   <w:u w:val="single"/>
                   <w:rtl w:val="0"/>
                 </w:rPr>
@@ -1197,17 +1464,21 @@
           </w:p>
           <w:p>
             <w:pPr>
-              <w:spacing w:before="0" w:line="360" w:lineRule="auto"/>
-              <w:rPr>
-                <w:rFonts w:ascii="Arial" w:cs="Arial" w:eastAsia="Arial" w:hAnsi="Arial"/>
-                <w:color w:val="000000"/>
+              <w:spacing w:after="50" w:before="0" w:line="240" w:lineRule="auto"/>
+              <w:rPr>
+                <w:rFonts w:ascii="Arial" w:cs="Arial" w:eastAsia="Arial" w:hAnsi="Arial"/>
+                <w:color w:val="2e333b"/>
+                <w:sz w:val="7"/>
+                <w:szCs w:val="7"/>
               </w:rPr>
             </w:pPr>
             <w:hyperlink r:id="rId8">
               <w:r>
                 <w:rPr>
                   <w:rFonts w:ascii="Arial" w:cs="Arial" w:eastAsia="Arial" w:hAnsi="Arial"/>
-                  <w:color w:val="1155cc"/>
+                  <w:color w:val="2e333b"/>
+                  <w:sz w:val="18.4"/>
+                  <w:szCs w:val="18.4"/>
                   <w:u w:val="single"/>
                   <w:rtl w:val="0"/>
                 </w:rPr>
@@ -1222,10 +1493,12 @@
           </w:p>
           <w:p>
             <w:pPr>
-              <w:spacing w:before="0" w:line="240" w:lineRule="auto"/>
-              <w:rPr>
-                <w:rFonts w:ascii="Arial" w:cs="Arial" w:eastAsia="Arial" w:hAnsi="Arial"/>
-                <w:color w:val="000000"/>
+              <w:spacing w:after="50" w:before="0" w:line="240" w:lineRule="auto"/>
+              <w:rPr>
+                <w:rFonts w:ascii="Arial" w:cs="Arial" w:eastAsia="Arial" w:hAnsi="Arial"/>
+                <w:color w:val="2e333b"/>
+                <w:sz w:val="7"/>
+                <w:szCs w:val="7"/>
               </w:rPr>
             </w:pPr>
             <w:r>
@@ -1237,41 +1510,68 @@
           <w:p>
             <w:pPr>
               <w:pStyle w:val="Heading1"/>
-              <w:spacing w:before="0" w:lineRule="auto"/>
-              <w:rPr/>
+              <w:keepNext w:val="1"/>
+              <w:pBdr>
+                <w:bottom w:color="78add1" w:space="2" w:sz="6" w:val="single"/>
+              </w:pBdr>
+              <w:spacing w:after="50" w:before="0" w:line="240" w:lineRule="auto"/>
+              <w:rPr>
+                <w:rFonts w:ascii="Arial" w:cs="Arial" w:eastAsia="Arial" w:hAnsi="Arial"/>
+                <w:color w:val="0f5c94"/>
+                <w:sz w:val="7"/>
+                <w:szCs w:val="7"/>
+              </w:rPr>
             </w:pPr>
             <w:bookmarkStart w:colFirst="0" w:colLast="0" w:name="_s2di5xy7c969" w:id="24"/>
             <w:bookmarkEnd w:id="24"/>
             <w:r>
               <w:rPr>
+                <w:rFonts w:ascii="Arial" w:cs="Arial" w:eastAsia="Arial" w:hAnsi="Arial"/>
+                <w:color w:val="0f5c94"/>
+                <w:sz w:val="20.6"/>
+                <w:szCs w:val="20.6"/>
                 <w:rtl w:val="0"/>
               </w:rPr>
               <w:t xml:space="preserve">PROJEKTY</w:t>
             </w:r>
-          </w:p>
-          <w:p>
-            <w:pPr>
-              <w:spacing w:before="0" w:line="240" w:lineRule="auto"/>
-              <w:rPr/>
-            </w:pPr>
-            <w:r>
-              <w:rPr>
-                <w:rtl w:val="0"/>
-              </w:rPr>
-            </w:r>
-          </w:p>
-          <w:p>
-            <w:pPr>
-              <w:spacing w:before="0" w:line="360" w:lineRule="auto"/>
-              <w:rPr>
-                <w:rFonts w:ascii="Arial" w:cs="Arial" w:eastAsia="Arial" w:hAnsi="Arial"/>
-                <w:color w:val="000000"/>
-              </w:rPr>
-            </w:pPr>
-            <w:r>
-              <w:rPr>
-                <w:rFonts w:ascii="Arial" w:cs="Arial" w:eastAsia="Arial" w:hAnsi="Arial"/>
-                <w:color w:val="000000"/>
+            <w:r>
+              <w:rPr>
+                <w:rtl w:val="0"/>
+              </w:rPr>
+            </w:r>
+          </w:p>
+          <w:p>
+            <w:pPr>
+              <w:spacing w:after="50" w:before="0" w:line="240" w:lineRule="auto"/>
+              <w:rPr>
+                <w:rFonts w:ascii="Arial" w:cs="Arial" w:eastAsia="Arial" w:hAnsi="Arial"/>
+                <w:color w:val="2e333b"/>
+                <w:sz w:val="7"/>
+                <w:szCs w:val="7"/>
+              </w:rPr>
+            </w:pPr>
+            <w:r>
+              <w:rPr>
+                <w:rtl w:val="0"/>
+              </w:rPr>
+            </w:r>
+          </w:p>
+          <w:p>
+            <w:pPr>
+              <w:spacing w:after="140" w:before="0" w:line="276" w:lineRule="auto"/>
+              <w:rPr>
+                <w:rFonts w:ascii="Arial" w:cs="Arial" w:eastAsia="Arial" w:hAnsi="Arial"/>
+                <w:color w:val="2e333b"/>
+                <w:sz w:val="18.4"/>
+                <w:szCs w:val="18.4"/>
+              </w:rPr>
+            </w:pPr>
+            <w:r>
+              <w:rPr>
+                <w:rFonts w:ascii="Arial" w:cs="Arial" w:eastAsia="Arial" w:hAnsi="Arial"/>
+                <w:color w:val="2e333b"/>
+                <w:sz w:val="18.4"/>
+                <w:szCs w:val="18.4"/>
                 <w:rtl w:val="0"/>
               </w:rPr>
               <w:t xml:space="preserve">Mafia II</w:t>
@@ -1279,16 +1579,20 @@
           </w:p>
           <w:p>
             <w:pPr>
-              <w:spacing w:before="0" w:line="360" w:lineRule="auto"/>
-              <w:rPr>
-                <w:rFonts w:ascii="Arial" w:cs="Arial" w:eastAsia="Arial" w:hAnsi="Arial"/>
-                <w:color w:val="000000"/>
-              </w:rPr>
-            </w:pPr>
-            <w:r>
-              <w:rPr>
-                <w:rFonts w:ascii="Arial" w:cs="Arial" w:eastAsia="Arial" w:hAnsi="Arial"/>
-                <w:color w:val="000000"/>
+              <w:spacing w:after="140" w:before="0" w:line="276" w:lineRule="auto"/>
+              <w:rPr>
+                <w:rFonts w:ascii="Arial" w:cs="Arial" w:eastAsia="Arial" w:hAnsi="Arial"/>
+                <w:color w:val="2e333b"/>
+                <w:sz w:val="18.4"/>
+                <w:szCs w:val="18.4"/>
+              </w:rPr>
+            </w:pPr>
+            <w:r>
+              <w:rPr>
+                <w:rFonts w:ascii="Arial" w:cs="Arial" w:eastAsia="Arial" w:hAnsi="Arial"/>
+                <w:color w:val="2e333b"/>
+                <w:sz w:val="18.4"/>
+                <w:szCs w:val="18.4"/>
                 <w:rtl w:val="0"/>
               </w:rPr>
               <w:t xml:space="preserve">Top Spin 4</w:t>
@@ -1296,16 +1600,20 @@
           </w:p>
           <w:p>
             <w:pPr>
-              <w:spacing w:before="0" w:line="360" w:lineRule="auto"/>
-              <w:rPr>
-                <w:rFonts w:ascii="Arial" w:cs="Arial" w:eastAsia="Arial" w:hAnsi="Arial"/>
-                <w:color w:val="000000"/>
-              </w:rPr>
-            </w:pPr>
-            <w:r>
-              <w:rPr>
-                <w:rFonts w:ascii="Arial" w:cs="Arial" w:eastAsia="Arial" w:hAnsi="Arial"/>
-                <w:color w:val="000000"/>
+              <w:spacing w:after="140" w:before="0" w:line="276" w:lineRule="auto"/>
+              <w:rPr>
+                <w:rFonts w:ascii="Arial" w:cs="Arial" w:eastAsia="Arial" w:hAnsi="Arial"/>
+                <w:color w:val="2e333b"/>
+                <w:sz w:val="18.4"/>
+                <w:szCs w:val="18.4"/>
+              </w:rPr>
+            </w:pPr>
+            <w:r>
+              <w:rPr>
+                <w:rFonts w:ascii="Arial" w:cs="Arial" w:eastAsia="Arial" w:hAnsi="Arial"/>
+                <w:color w:val="2e333b"/>
+                <w:sz w:val="18.4"/>
+                <w:szCs w:val="18.4"/>
                 <w:rtl w:val="0"/>
               </w:rPr>
               <w:t xml:space="preserve">Take On Helicopters</w:t>
@@ -1313,16 +1621,20 @@
           </w:p>
           <w:p>
             <w:pPr>
-              <w:spacing w:before="0" w:line="360" w:lineRule="auto"/>
-              <w:rPr>
-                <w:rFonts w:ascii="Arial" w:cs="Arial" w:eastAsia="Arial" w:hAnsi="Arial"/>
-                <w:color w:val="000000"/>
-              </w:rPr>
-            </w:pPr>
-            <w:r>
-              <w:rPr>
-                <w:rFonts w:ascii="Arial" w:cs="Arial" w:eastAsia="Arial" w:hAnsi="Arial"/>
-                <w:color w:val="000000"/>
+              <w:spacing w:after="140" w:before="0" w:line="276" w:lineRule="auto"/>
+              <w:rPr>
+                <w:rFonts w:ascii="Arial" w:cs="Arial" w:eastAsia="Arial" w:hAnsi="Arial"/>
+                <w:color w:val="2e333b"/>
+                <w:sz w:val="18.4"/>
+                <w:szCs w:val="18.4"/>
+              </w:rPr>
+            </w:pPr>
+            <w:r>
+              <w:rPr>
+                <w:rFonts w:ascii="Arial" w:cs="Arial" w:eastAsia="Arial" w:hAnsi="Arial"/>
+                <w:color w:val="2e333b"/>
+                <w:sz w:val="18.4"/>
+                <w:szCs w:val="18.4"/>
                 <w:rtl w:val="0"/>
               </w:rPr>
               <w:t xml:space="preserve">DayZ</w:t>
@@ -1330,16 +1642,20 @@
           </w:p>
           <w:p>
             <w:pPr>
-              <w:spacing w:before="0" w:line="360" w:lineRule="auto"/>
-              <w:rPr>
-                <w:rFonts w:ascii="Arial" w:cs="Arial" w:eastAsia="Arial" w:hAnsi="Arial"/>
-                <w:color w:val="000000"/>
-              </w:rPr>
-            </w:pPr>
-            <w:r>
-              <w:rPr>
-                <w:rFonts w:ascii="Arial" w:cs="Arial" w:eastAsia="Arial" w:hAnsi="Arial"/>
-                <w:color w:val="000000"/>
+              <w:spacing w:after="140" w:before="0" w:line="276" w:lineRule="auto"/>
+              <w:rPr>
+                <w:rFonts w:ascii="Arial" w:cs="Arial" w:eastAsia="Arial" w:hAnsi="Arial"/>
+                <w:color w:val="2e333b"/>
+                <w:sz w:val="18.4"/>
+                <w:szCs w:val="18.4"/>
+              </w:rPr>
+            </w:pPr>
+            <w:r>
+              <w:rPr>
+                <w:rFonts w:ascii="Arial" w:cs="Arial" w:eastAsia="Arial" w:hAnsi="Arial"/>
+                <w:color w:val="2e333b"/>
+                <w:sz w:val="18.4"/>
+                <w:szCs w:val="18.4"/>
                 <w:rtl w:val="0"/>
               </w:rPr>
               <w:t xml:space="preserve">Čtyřlístek ve službách krále</w:t>
@@ -1347,27 +1663,38 @@
           </w:p>
           <w:p>
             <w:pPr>
-              <w:spacing w:before="0" w:line="360" w:lineRule="auto"/>
-              <w:rPr>
-                <w:rFonts w:ascii="Arial" w:cs="Arial" w:eastAsia="Arial" w:hAnsi="Arial"/>
-                <w:color w:val="000000"/>
-              </w:rPr>
-            </w:pPr>
-            <w:r>
-              <w:rPr>
-                <w:rFonts w:ascii="Arial" w:cs="Arial" w:eastAsia="Arial" w:hAnsi="Arial"/>
-                <w:color w:val="000000"/>
+              <w:spacing w:after="50" w:before="0" w:line="240" w:lineRule="auto"/>
+              <w:rPr>
+                <w:rFonts w:ascii="Arial" w:cs="Arial" w:eastAsia="Arial" w:hAnsi="Arial"/>
+                <w:color w:val="2e333b"/>
+                <w:sz w:val="7"/>
+                <w:szCs w:val="7"/>
+              </w:rPr>
+            </w:pPr>
+            <w:r>
+              <w:rPr>
+                <w:rFonts w:ascii="Arial" w:cs="Arial" w:eastAsia="Arial" w:hAnsi="Arial"/>
+                <w:color w:val="2e333b"/>
+                <w:sz w:val="18.4"/>
+                <w:szCs w:val="18.4"/>
                 <w:rtl w:val="0"/>
               </w:rPr>
               <w:t xml:space="preserve">Autopohádky</w:t>
             </w:r>
-          </w:p>
-          <w:p>
-            <w:pPr>
-              <w:spacing w:before="0" w:line="360" w:lineRule="auto"/>
-              <w:rPr>
-                <w:rFonts w:ascii="Arial" w:cs="Arial" w:eastAsia="Arial" w:hAnsi="Arial"/>
-                <w:color w:val="000000"/>
+            <w:r>
+              <w:rPr>
+                <w:rtl w:val="0"/>
+              </w:rPr>
+            </w:r>
+          </w:p>
+          <w:p>
+            <w:pPr>
+              <w:spacing w:after="50" w:before="0" w:line="240" w:lineRule="auto"/>
+              <w:rPr>
+                <w:rFonts w:ascii="Arial" w:cs="Arial" w:eastAsia="Arial" w:hAnsi="Arial"/>
+                <w:color w:val="2e333b"/>
+                <w:sz w:val="7"/>
+                <w:szCs w:val="7"/>
               </w:rPr>
             </w:pPr>
             <w:r>
@@ -1379,43 +1706,68 @@
           <w:p>
             <w:pPr>
               <w:pStyle w:val="Heading1"/>
-              <w:spacing w:before="0" w:lineRule="auto"/>
-              <w:rPr/>
+              <w:keepNext w:val="1"/>
+              <w:pBdr>
+                <w:bottom w:color="78add1" w:space="2" w:sz="6" w:val="single"/>
+              </w:pBdr>
+              <w:spacing w:after="50" w:before="0" w:line="240" w:lineRule="auto"/>
+              <w:rPr>
+                <w:rFonts w:ascii="Arial" w:cs="Arial" w:eastAsia="Arial" w:hAnsi="Arial"/>
+                <w:color w:val="0f5c94"/>
+                <w:sz w:val="7"/>
+                <w:szCs w:val="7"/>
+              </w:rPr>
             </w:pPr>
             <w:bookmarkStart w:colFirst="0" w:colLast="0" w:name="_d57weedatxp9" w:id="25"/>
             <w:bookmarkEnd w:id="25"/>
             <w:r>
               <w:rPr>
+                <w:rFonts w:ascii="Arial" w:cs="Arial" w:eastAsia="Arial" w:hAnsi="Arial"/>
+                <w:color w:val="0f5c94"/>
+                <w:sz w:val="20.6"/>
+                <w:szCs w:val="20.6"/>
                 <w:rtl w:val="0"/>
               </w:rPr>
               <w:t xml:space="preserve">SKILLS</w:t>
             </w:r>
-          </w:p>
-          <w:p>
-            <w:pPr>
-              <w:spacing w:before="0" w:line="240" w:lineRule="auto"/>
-              <w:rPr>
-                <w:color w:val="000000"/>
-              </w:rPr>
-            </w:pPr>
-            <w:r>
-              <w:rPr>
-                <w:rtl w:val="0"/>
-              </w:rPr>
-            </w:r>
-          </w:p>
-          <w:p>
-            <w:pPr>
-              <w:spacing w:before="0" w:line="360" w:lineRule="auto"/>
-              <w:rPr>
-                <w:rFonts w:ascii="Arial" w:cs="Arial" w:eastAsia="Arial" w:hAnsi="Arial"/>
-                <w:color w:val="000000"/>
-              </w:rPr>
-            </w:pPr>
-            <w:r>
-              <w:rPr>
-                <w:rFonts w:ascii="Arial" w:cs="Arial" w:eastAsia="Arial" w:hAnsi="Arial"/>
-                <w:color w:val="000000"/>
+            <w:r>
+              <w:rPr>
+                <w:rtl w:val="0"/>
+              </w:rPr>
+            </w:r>
+          </w:p>
+          <w:p>
+            <w:pPr>
+              <w:spacing w:after="50" w:before="0" w:line="240" w:lineRule="auto"/>
+              <w:rPr>
+                <w:rFonts w:ascii="Arial" w:cs="Arial" w:eastAsia="Arial" w:hAnsi="Arial"/>
+                <w:color w:val="2e333b"/>
+                <w:sz w:val="7"/>
+                <w:szCs w:val="7"/>
+              </w:rPr>
+            </w:pPr>
+            <w:r>
+              <w:rPr>
+                <w:rtl w:val="0"/>
+              </w:rPr>
+            </w:r>
+          </w:p>
+          <w:p>
+            <w:pPr>
+              <w:spacing w:after="140" w:before="0" w:line="276" w:lineRule="auto"/>
+              <w:rPr>
+                <w:rFonts w:ascii="Arial" w:cs="Arial" w:eastAsia="Arial" w:hAnsi="Arial"/>
+                <w:color w:val="2e333b"/>
+                <w:sz w:val="18.4"/>
+                <w:szCs w:val="18.4"/>
+              </w:rPr>
+            </w:pPr>
+            <w:r>
+              <w:rPr>
+                <w:rFonts w:ascii="Arial" w:cs="Arial" w:eastAsia="Arial" w:hAnsi="Arial"/>
+                <w:color w:val="2e333b"/>
+                <w:sz w:val="18.4"/>
+                <w:szCs w:val="18.4"/>
                 <w:rtl w:val="0"/>
               </w:rPr>
               <w:t xml:space="preserve">3Ds Max</w:t>
@@ -1423,16 +1775,20 @@
           </w:p>
           <w:p>
             <w:pPr>
-              <w:spacing w:before="0" w:line="360" w:lineRule="auto"/>
-              <w:rPr>
-                <w:rFonts w:ascii="Arial" w:cs="Arial" w:eastAsia="Arial" w:hAnsi="Arial"/>
-                <w:color w:val="000000"/>
-              </w:rPr>
-            </w:pPr>
-            <w:r>
-              <w:rPr>
-                <w:rFonts w:ascii="Arial" w:cs="Arial" w:eastAsia="Arial" w:hAnsi="Arial"/>
-                <w:color w:val="000000"/>
+              <w:spacing w:after="140" w:before="0" w:line="276" w:lineRule="auto"/>
+              <w:rPr>
+                <w:rFonts w:ascii="Arial" w:cs="Arial" w:eastAsia="Arial" w:hAnsi="Arial"/>
+                <w:color w:val="2e333b"/>
+                <w:sz w:val="18.4"/>
+                <w:szCs w:val="18.4"/>
+              </w:rPr>
+            </w:pPr>
+            <w:r>
+              <w:rPr>
+                <w:rFonts w:ascii="Arial" w:cs="Arial" w:eastAsia="Arial" w:hAnsi="Arial"/>
+                <w:color w:val="2e333b"/>
+                <w:sz w:val="18.4"/>
+                <w:szCs w:val="18.4"/>
                 <w:rtl w:val="0"/>
               </w:rPr>
               <w:t xml:space="preserve">ZBrush</w:t>
@@ -1440,16 +1796,20 @@
           </w:p>
           <w:p>
             <w:pPr>
-              <w:spacing w:before="0" w:line="360" w:lineRule="auto"/>
-              <w:rPr>
-                <w:rFonts w:ascii="Arial" w:cs="Arial" w:eastAsia="Arial" w:hAnsi="Arial"/>
-                <w:color w:val="000000"/>
-              </w:rPr>
-            </w:pPr>
-            <w:r>
-              <w:rPr>
-                <w:rFonts w:ascii="Arial" w:cs="Arial" w:eastAsia="Arial" w:hAnsi="Arial"/>
-                <w:color w:val="000000"/>
+              <w:spacing w:after="140" w:before="0" w:line="276" w:lineRule="auto"/>
+              <w:rPr>
+                <w:rFonts w:ascii="Arial" w:cs="Arial" w:eastAsia="Arial" w:hAnsi="Arial"/>
+                <w:color w:val="2e333b"/>
+                <w:sz w:val="18.4"/>
+                <w:szCs w:val="18.4"/>
+              </w:rPr>
+            </w:pPr>
+            <w:r>
+              <w:rPr>
+                <w:rFonts w:ascii="Arial" w:cs="Arial" w:eastAsia="Arial" w:hAnsi="Arial"/>
+                <w:color w:val="2e333b"/>
+                <w:sz w:val="18.4"/>
+                <w:szCs w:val="18.4"/>
                 <w:rtl w:val="0"/>
               </w:rPr>
               <w:t xml:space="preserve">Adobe Photoshop</w:t>
@@ -1463,40 +1823,68 @@
           <w:p>
             <w:pPr>
               <w:pStyle w:val="Heading1"/>
-              <w:rPr/>
+              <w:keepNext w:val="1"/>
+              <w:pBdr>
+                <w:bottom w:color="78add1" w:space="2" w:sz="6" w:val="single"/>
+              </w:pBdr>
+              <w:spacing w:after="50" w:before="0" w:line="240" w:lineRule="auto"/>
+              <w:rPr>
+                <w:rFonts w:ascii="Arial" w:cs="Arial" w:eastAsia="Arial" w:hAnsi="Arial"/>
+                <w:color w:val="0f5c94"/>
+                <w:sz w:val="7"/>
+                <w:szCs w:val="7"/>
+              </w:rPr>
             </w:pPr>
             <w:bookmarkStart w:colFirst="0" w:colLast="0" w:name="_emwgvwdnqq3m" w:id="26"/>
             <w:bookmarkEnd w:id="26"/>
             <w:r>
               <w:rPr>
+                <w:rFonts w:ascii="Arial" w:cs="Arial" w:eastAsia="Arial" w:hAnsi="Arial"/>
+                <w:color w:val="0f5c94"/>
+                <w:sz w:val="20.6"/>
+                <w:szCs w:val="20.6"/>
                 <w:rtl w:val="0"/>
               </w:rPr>
               <w:t xml:space="preserve">HOBBY</w:t>
             </w:r>
-          </w:p>
-          <w:p>
-            <w:pPr>
-              <w:spacing w:before="0" w:line="240" w:lineRule="auto"/>
-              <w:rPr/>
-            </w:pPr>
-            <w:r>
-              <w:rPr>
-                <w:rtl w:val="0"/>
-              </w:rPr>
-            </w:r>
-          </w:p>
-          <w:p>
-            <w:pPr>
-              <w:spacing w:before="0" w:line="240" w:lineRule="auto"/>
-              <w:rPr>
-                <w:rFonts w:ascii="Arial" w:cs="Arial" w:eastAsia="Arial" w:hAnsi="Arial"/>
-                <w:color w:val="000000"/>
-              </w:rPr>
-            </w:pPr>
-            <w:r>
-              <w:rPr>
-                <w:rFonts w:ascii="Arial" w:cs="Arial" w:eastAsia="Arial" w:hAnsi="Arial"/>
-                <w:color w:val="000000"/>
+            <w:r>
+              <w:rPr>
+                <w:rtl w:val="0"/>
+              </w:rPr>
+            </w:r>
+          </w:p>
+          <w:p>
+            <w:pPr>
+              <w:spacing w:after="50" w:before="0" w:line="240" w:lineRule="auto"/>
+              <w:rPr>
+                <w:rFonts w:ascii="Arial" w:cs="Arial" w:eastAsia="Arial" w:hAnsi="Arial"/>
+                <w:color w:val="2e333b"/>
+                <w:sz w:val="7"/>
+                <w:szCs w:val="7"/>
+              </w:rPr>
+            </w:pPr>
+            <w:r>
+              <w:rPr>
+                <w:rtl w:val="0"/>
+              </w:rPr>
+            </w:r>
+          </w:p>
+          <w:p>
+            <w:pPr>
+              <w:spacing w:after="140" w:before="0" w:line="276" w:lineRule="auto"/>
+              <w:rPr>
+                <w:rFonts w:ascii="Arial" w:cs="Arial" w:eastAsia="Arial" w:hAnsi="Arial"/>
+                <w:color w:val="2e333b"/>
+                <w:sz w:val="18.4"/>
+                <w:szCs w:val="18.4"/>
+              </w:rPr>
+            </w:pPr>
+            <w:r>
+              <w:rPr>
+                <w:rFonts w:ascii="Arial" w:cs="Arial" w:eastAsia="Arial" w:hAnsi="Arial"/>
+                <w:color w:val="2e333b"/>
+                <w:sz w:val="18.4"/>
+                <w:szCs w:val="18.4"/>
                 <w:rtl w:val="0"/>
               </w:rPr>
               <w:t xml:space="preserve">Programování - OOP</w:t>
@@ -1504,49 +1892,59 @@
           </w:p>
           <w:p>
             <w:pPr>
-              <w:spacing w:before="0" w:line="360" w:lineRule="auto"/>
-              <w:rPr>
-                <w:rFonts w:ascii="Arial" w:cs="Arial" w:eastAsia="Arial" w:hAnsi="Arial"/>
-              </w:rPr>
-            </w:pPr>
-            <w:r>
-              <w:rPr>
-                <w:rFonts w:ascii="Arial" w:cs="Arial" w:eastAsia="Arial" w:hAnsi="Arial"/>
-                <w:sz w:val="16"/>
-                <w:szCs w:val="16"/>
+              <w:spacing w:after="140" w:before="0" w:line="276" w:lineRule="auto"/>
+              <w:rPr>
+                <w:rFonts w:ascii="Arial" w:cs="Arial" w:eastAsia="Arial" w:hAnsi="Arial"/>
+                <w:color w:val="2e333b"/>
+                <w:sz w:val="18.4"/>
+                <w:szCs w:val="18.4"/>
+              </w:rPr>
+            </w:pPr>
+            <w:r>
+              <w:rPr>
+                <w:rFonts w:ascii="Arial" w:cs="Arial" w:eastAsia="Arial" w:hAnsi="Arial"/>
+                <w:color w:val="2e333b"/>
+                <w:sz w:val="18.4"/>
+                <w:szCs w:val="18.4"/>
                 <w:rtl w:val="0"/>
               </w:rPr>
               <w:t xml:space="preserve">MaxScript, PHP, JS,  Zscript, Ahk</w:t>
             </w:r>
-            <w:r>
-              <w:rPr>
-                <w:rtl w:val="0"/>
-              </w:rPr>
-            </w:r>
-          </w:p>
-          <w:p>
-            <w:pPr>
-              <w:spacing w:before="0" w:line="360" w:lineRule="auto"/>
-              <w:rPr>
-                <w:rFonts w:ascii="Arial" w:cs="Arial" w:eastAsia="Arial" w:hAnsi="Arial"/>
-                <w:color w:val="000000"/>
-              </w:rPr>
-            </w:pPr>
-            <w:r>
-              <w:rPr>
-                <w:rFonts w:ascii="Arial" w:cs="Arial" w:eastAsia="Arial" w:hAnsi="Arial"/>
-                <w:color w:val="000000"/>
+          </w:p>
+          <w:p>
+            <w:pPr>
+              <w:spacing w:after="50" w:before="0" w:line="240" w:lineRule="auto"/>
+              <w:rPr>
+                <w:rFonts w:ascii="Arial" w:cs="Arial" w:eastAsia="Arial" w:hAnsi="Arial"/>
+                <w:color w:val="2e333b"/>
+                <w:sz w:val="7"/>
+                <w:szCs w:val="7"/>
+              </w:rPr>
+            </w:pPr>
+            <w:r>
+              <w:rPr>
+                <w:rFonts w:ascii="Arial" w:cs="Arial" w:eastAsia="Arial" w:hAnsi="Arial"/>
+                <w:color w:val="2e333b"/>
+                <w:sz w:val="18.4"/>
+                <w:szCs w:val="18.4"/>
                 <w:rtl w:val="0"/>
               </w:rPr>
               <w:t xml:space="preserve">3D Print - SLA</w:t>
             </w:r>
-          </w:p>
-          <w:p>
-            <w:pPr>
-              <w:spacing w:before="0" w:line="360" w:lineRule="auto"/>
-              <w:rPr>
-                <w:rFonts w:ascii="Arial" w:cs="Arial" w:eastAsia="Arial" w:hAnsi="Arial"/>
-                <w:color w:val="000000"/>
+            <w:r>
+              <w:rPr>
+                <w:rtl w:val="0"/>
+              </w:rPr>
+            </w:r>
+          </w:p>
+          <w:p>
+            <w:pPr>
+              <w:spacing w:after="50" w:before="0" w:line="240" w:lineRule="auto"/>
+              <w:rPr>
+                <w:rFonts w:ascii="Arial" w:cs="Arial" w:eastAsia="Arial" w:hAnsi="Arial"/>
+                <w:color w:val="2e333b"/>
+                <w:sz w:val="7"/>
+                <w:szCs w:val="7"/>
               </w:rPr>
             </w:pPr>
             <w:r>
@@ -1558,23 +1956,48 @@
           <w:p>
             <w:pPr>
               <w:pStyle w:val="Heading1"/>
-              <w:spacing w:before="0" w:lineRule="auto"/>
-              <w:rPr/>
+              <w:keepNext w:val="1"/>
+              <w:pBdr>
+                <w:bottom w:color="78add1" w:space="2" w:sz="6" w:val="single"/>
+              </w:pBdr>
+              <w:spacing w:after="50" w:before="0" w:line="240" w:lineRule="auto"/>
+              <w:rPr>
+                <w:rFonts w:ascii="Arial" w:cs="Arial" w:eastAsia="Arial" w:hAnsi="Arial"/>
+                <w:color w:val="0f5c94"/>
+                <w:sz w:val="7"/>
+                <w:szCs w:val="7"/>
+              </w:rPr>
             </w:pPr>
             <w:bookmarkStart w:colFirst="0" w:colLast="0" w:name="_cxxkes25b26" w:id="27"/>
             <w:bookmarkEnd w:id="27"/>
             <w:r>
               <w:rPr>
+                <w:rFonts w:ascii="Arial" w:cs="Arial" w:eastAsia="Arial" w:hAnsi="Arial"/>
+                <w:color w:val="0f5c94"/>
+                <w:sz w:val="20.6"/>
+                <w:szCs w:val="20.6"/>
                 <w:rtl w:val="0"/>
               </w:rPr>
               <w:t xml:space="preserve">CIZÍ JAZYKY</w:t>
             </w:r>
+            <w:r>
+              <w:rPr>
+                <w:rtl w:val="0"/>
+              </w:rPr>
+            </w:r>
           </w:p>
           <w:p>
             <w:pPr>
               <w:pStyle w:val="Heading1"/>
-              <w:spacing w:before="0" w:lineRule="auto"/>
-              <w:rPr/>
+              <w:spacing w:after="50" w:before="0" w:line="240" w:lineRule="auto"/>
+              <w:rPr>
+                <w:rFonts w:ascii="Arial" w:cs="Arial" w:eastAsia="Arial" w:hAnsi="Arial"/>
+                <w:b w:val="0"/>
+                <w:bCs w:val="0"/>
+                <w:color w:val="2e333b"/>
+                <w:sz w:val="7"/>
+                <w:szCs w:val="7"/>
+              </w:rPr>
             </w:pPr>
             <w:bookmarkStart w:colFirst="0" w:colLast="0" w:name="_r0vqc3q90mjl" w:id="28"/>
             <w:bookmarkEnd w:id="28"/>
@@ -1586,19 +2009,28 @@
           </w:p>
           <w:p>
             <w:pPr>
-              <w:spacing w:before="0" w:line="240" w:lineRule="auto"/>
-              <w:rPr>
-                <w:rFonts w:ascii="Arial" w:cs="Arial" w:eastAsia="Arial" w:hAnsi="Arial"/>
-                <w:color w:val="000000"/>
-              </w:rPr>
-            </w:pPr>
-            <w:r>
-              <w:rPr>
-                <w:rFonts w:ascii="Arial" w:cs="Arial" w:eastAsia="Arial" w:hAnsi="Arial"/>
-                <w:color w:val="000000"/>
+              <w:spacing w:after="50" w:before="0" w:line="240" w:lineRule="auto"/>
+              <w:rPr>
+                <w:rFonts w:ascii="Arial" w:cs="Arial" w:eastAsia="Arial" w:hAnsi="Arial"/>
+                <w:color w:val="2e333b"/>
+                <w:sz w:val="7"/>
+                <w:szCs w:val="7"/>
+              </w:rPr>
+            </w:pPr>
+            <w:r>
+              <w:rPr>
+                <w:rFonts w:ascii="Arial" w:cs="Arial" w:eastAsia="Arial" w:hAnsi="Arial"/>
+                <w:color w:val="2e333b"/>
+                <w:sz w:val="18.4"/>
+                <w:szCs w:val="18.4"/>
                 <w:rtl w:val="0"/>
               </w:rPr>
               <w:t xml:space="preserve">Angličtina B2</w:t>
+            </w:r>
+            <w:r>
+              <w:rPr>
+                <w:rtl w:val="0"/>
+              </w:rPr>
             </w:r>
           </w:p>
           <w:p>
@@ -1615,12 +2047,14 @@
                 <w:between w:space="0" w:sz="0" w:val="nil"/>
               </w:pBdr>
               <w:shd w:fill="auto" w:val="clear"/>
-              <w:spacing w:after="0" w:before="320" w:line="312" w:lineRule="auto"/>
+              <w:spacing w:after="50" w:before="0" w:line="240" w:lineRule="auto"/>
               <w:ind w:left="0" w:right="300" w:firstLine="0"/>
               <w:jc w:val="left"/>
               <w:rPr>
                 <w:rFonts w:ascii="Arial" w:cs="Arial" w:eastAsia="Arial" w:hAnsi="Arial"/>
-                <w:color w:val="000000"/>
+                <w:color w:val="2e333b"/>
+                <w:sz w:val="7"/>
+                <w:szCs w:val="7"/>
               </w:rPr>
             </w:pPr>
             <w:r>
@@ -1632,41 +2066,68 @@
           <w:p>
             <w:pPr>
               <w:pStyle w:val="Heading1"/>
-              <w:spacing w:before="0" w:lineRule="auto"/>
-              <w:rPr/>
+              <w:keepNext w:val="1"/>
+              <w:pBdr>
+                <w:bottom w:color="78add1" w:space="2" w:sz="6" w:val="single"/>
+              </w:pBdr>
+              <w:spacing w:after="50" w:before="0" w:line="240" w:lineRule="auto"/>
+              <w:rPr>
+                <w:rFonts w:ascii="Arial" w:cs="Arial" w:eastAsia="Arial" w:hAnsi="Arial"/>
+                <w:color w:val="0f5c94"/>
+                <w:sz w:val="7"/>
+                <w:szCs w:val="7"/>
+              </w:rPr>
             </w:pPr>
             <w:bookmarkStart w:colFirst="0" w:colLast="0" w:name="_mmv9fd1125ix" w:id="29"/>
             <w:bookmarkEnd w:id="29"/>
             <w:r>
               <w:rPr>
+                <w:rFonts w:ascii="Arial" w:cs="Arial" w:eastAsia="Arial" w:hAnsi="Arial"/>
+                <w:color w:val="0f5c94"/>
+                <w:sz w:val="20.6"/>
+                <w:szCs w:val="20.6"/>
                 <w:rtl w:val="0"/>
               </w:rPr>
               <w:t xml:space="preserve">ŘIDIČSKÁ OPRÁVNĚNÍ</w:t>
             </w:r>
-          </w:p>
-          <w:p>
-            <w:pPr>
-              <w:spacing w:before="0" w:line="240" w:lineRule="auto"/>
-              <w:rPr/>
-            </w:pPr>
-            <w:r>
-              <w:rPr>
-                <w:rtl w:val="0"/>
-              </w:rPr>
-            </w:r>
-          </w:p>
-          <w:p>
-            <w:pPr>
-              <w:spacing w:before="0" w:line="360" w:lineRule="auto"/>
-              <w:rPr>
-                <w:rFonts w:ascii="Arial" w:cs="Arial" w:eastAsia="Arial" w:hAnsi="Arial"/>
-                <w:color w:val="000000"/>
-              </w:rPr>
-            </w:pPr>
-            <w:r>
-              <w:rPr>
-                <w:rFonts w:ascii="Arial" w:cs="Arial" w:eastAsia="Arial" w:hAnsi="Arial"/>
-                <w:color w:val="000000"/>
+            <w:r>
+              <w:rPr>
+                <w:rtl w:val="0"/>
+              </w:rPr>
+            </w:r>
+          </w:p>
+          <w:p>
+            <w:pPr>
+              <w:spacing w:after="50" w:before="0" w:line="240" w:lineRule="auto"/>
+              <w:rPr>
+                <w:rFonts w:ascii="Arial" w:cs="Arial" w:eastAsia="Arial" w:hAnsi="Arial"/>
+                <w:color w:val="2e333b"/>
+                <w:sz w:val="7"/>
+                <w:szCs w:val="7"/>
+              </w:rPr>
+            </w:pPr>
+            <w:r>
+              <w:rPr>
+                <w:rtl w:val="0"/>
+              </w:rPr>
+            </w:r>
+          </w:p>
+          <w:p>
+            <w:pPr>
+              <w:spacing w:after="140" w:before="0" w:line="276" w:lineRule="auto"/>
+              <w:rPr>
+                <w:rFonts w:ascii="Arial" w:cs="Arial" w:eastAsia="Arial" w:hAnsi="Arial"/>
+                <w:color w:val="2e333b"/>
+                <w:sz w:val="18.4"/>
+                <w:szCs w:val="18.4"/>
+              </w:rPr>
+            </w:pPr>
+            <w:r>
+              <w:rPr>
+                <w:rFonts w:ascii="Arial" w:cs="Arial" w:eastAsia="Arial" w:hAnsi="Arial"/>
+                <w:color w:val="2e333b"/>
+                <w:sz w:val="18.4"/>
+                <w:szCs w:val="18.4"/>
                 <w:rtl w:val="0"/>
               </w:rPr>
               <w:t xml:space="preserve">Skupina B</w:t>
@@ -1674,13 +2135,20 @@
           </w:p>
           <w:p>
             <w:pPr>
-              <w:spacing w:before="0" w:line="240" w:lineRule="auto"/>
-              <w:rPr/>
-            </w:pPr>
-            <w:r>
-              <w:rPr>
-                <w:rFonts w:ascii="Arial" w:cs="Arial" w:eastAsia="Arial" w:hAnsi="Arial"/>
-                <w:color w:val="000000"/>
+              <w:spacing w:after="50" w:before="0" w:line="240" w:lineRule="auto"/>
+              <w:rPr>
+                <w:rFonts w:ascii="Arial" w:cs="Arial" w:eastAsia="Arial" w:hAnsi="Arial"/>
+                <w:color w:val="2e333b"/>
+                <w:sz w:val="7"/>
+                <w:szCs w:val="7"/>
+              </w:rPr>
+            </w:pPr>
+            <w:r>
+              <w:rPr>
+                <w:rFonts w:ascii="Arial" w:cs="Arial" w:eastAsia="Arial" w:hAnsi="Arial"/>
+                <w:color w:val="2e333b"/>
+                <w:sz w:val="18.4"/>
+                <w:szCs w:val="18.4"/>
                 <w:rtl w:val="0"/>
               </w:rPr>
               <w:t xml:space="preserve">VZV</w:t>
@@ -1705,7 +2173,11 @@
           <w:between w:space="0" w:sz="0" w:val="nil"/>
         </w:pBdr>
         <w:shd w:fill="auto" w:val="clear"/>
-        <w:rPr/>
+        <w:spacing w:after="0" w:before="0" w:line="120" w:lineRule="auto"/>
+        <w:rPr>
+          <w:sz w:val="4"/>
+          <w:szCs w:val="4"/>
+        </w:rPr>
       </w:pPr>
       <w:r>
         <w:rPr>
@@ -1715,7 +2187,7 @@
     </w:p>
     <w:sectPr>
       <w:pgSz w:h="15840" w:w="12240" w:orient="portrait"/>
-      <w:pgMar w:bottom="863.9999999999999" w:top="576" w:left="863.9999999999999" w:right="863.9999999999999" w:header="0" w:footer="720"/>
+      <w:pgMar w:bottom="560" w:top="560" w:left="720" w:right="720" w:header="0" w:footer="720"/>
       <w:pgNumType w:start="1"/>
     </w:sectPr>
   </w:body>
